--- a/publication/IEFC Flagship Curriculum.docx
+++ b/publication/IEFC Flagship Curriculum.docx
@@ -70,7 +70,7 @@
           <w:sz w:val="18"/>
           <w:szCs w:val="18"/>
         </w:rPr>
-        <w:t xml:space="preserve">Worldwide English College</w:t>
+        <w:t xml:space="preserve">Albalagh International Premium College</w:t>
       </w:r>
     </w:p>
     <w:p>
@@ -217,7 +217,7 @@
           <w:sz w:val="15"/>
           <w:szCs w:val="15"/>
         </w:rPr>
-        <w:t xml:space="preserve">Worldwide English College Press</w:t>
+        <w:t xml:space="preserve">Albalagh International Premium College Press</w:t>
       </w:r>
     </w:p>
     <w:p>
@@ -310,7 +310,7 @@
           <w:sz w:val="21"/>
           <w:szCs w:val="21"/>
         </w:rPr>
-        <w:t xml:space="preserve">Published by Worldwide English College Press, London Campus.</w:t>
+        <w:t xml:space="preserve">Published by Albalagh International Premium College Press, London Campus.</w:t>
       </w:r>
     </w:p>
     <w:p>
@@ -324,7 +324,7 @@
           <w:sz w:val="21"/>
           <w:szCs w:val="21"/>
         </w:rPr>
-        <w:t xml:space="preserve">© Worldwide English College. All rights reserved.</w:t>
+        <w:t xml:space="preserve">© Albalagh International Premium College. All rights reserved.</w:t>
       </w:r>
     </w:p>
     <w:p>
@@ -778,7 +778,7 @@
           <w:sz w:val="32"/>
           <w:szCs w:val="32"/>
         </w:rPr>
-        <w:t xml:space="preserve">About Worldwide English College</w:t>
+        <w:t xml:space="preserve">About Albalagh International Premium College</w:t>
       </w:r>
     </w:p>
     <w:p>
@@ -803,7 +803,7 @@
           <w:sz w:val="23"/>
           <w:szCs w:val="23"/>
         </w:rPr>
-        <w:t xml:space="preserve">Worldwide English College, London Campus, is an online institution teaching English as an international language. It confers its own awards, maintains its own Graduate Register, and publishes the architecture of its qualification so that the awards can be read and checked by people who have never met the College.</w:t>
+        <w:t xml:space="preserve">Albalagh International Premium College, London Campus, is an online institution teaching English as an international language. It confers its own awards, maintains its own Graduate Register, and publishes the architecture of its qualification so that the awards can be read and checked by people who have never met the College.</w:t>
       </w:r>
     </w:p>
     <w:p>
@@ -1130,7 +1130,7 @@
                 <w:sz w:val="18"/>
                 <w:szCs w:val="18"/>
               </w:rPr>
-              <w:t xml:space="preserve">Established; not yet constituted</w:t>
+              <w:t xml:space="preserve">3 members appointed</w:t>
             </w:r>
           </w:p>
         </w:tc>
@@ -2288,7 +2288,7 @@
           <w:sz w:val="21"/>
           <w:szCs w:val="21"/>
         </w:rPr>
-        <w:t xml:space="preserve">Sixty assignments, one per module, each marked by a person against a published rubric normalised to the WEC-LC rubric policy — not auto-scored. Spoken work is captured as learner recordings and reviewed in the instructor workspace.</w:t>
+        <w:t xml:space="preserve">Sixty assignments, one per module, each marked by a person against a published rubric normalised to the AIPC rubric policy — not auto-scored. Spoken work is captured as learner recordings and reviewed in the instructor workspace.</w:t>
       </w:r>
     </w:p>
     <w:p>
@@ -2459,7 +2459,7 @@
           <w:sz w:val="23"/>
           <w:szCs w:val="23"/>
         </w:rPr>
-        <w:t xml:space="preserve">The IEFC is a six-level ascent, mapped to the Common European Framework of Reference from A1 to C2. Each level confers its own award, and each award is complete in itself: a learner who stops at Level III has not failed to become something. They are an English Associate of Worldwide English College, permanently, and the College says so in those words.</w:t>
+        <w:t xml:space="preserve">The IEFC is a six-level ascent, mapped to the Common European Framework of Reference from A1 to C2. Each level confers its own award, and each award is complete in itself: a learner who stops at Level III has not failed to become something. They are an English Associate of Albalagh International Premium College, permanently, and the College says so in those words.</w:t>
       </w:r>
     </w:p>
     <w:p>
@@ -2700,7 +2700,7 @@
                 <w:sz w:val="18"/>
                 <w:szCs w:val="18"/>
               </w:rPr>
-              <w:t xml:space="preserve">English Aspirant of Worldwide English College</w:t>
+              <w:t xml:space="preserve">English Aspirant of Albalagh International Premium College</w:t>
             </w:r>
           </w:p>
         </w:tc>
@@ -2728,7 +2728,7 @@
                 <w:sz w:val="18"/>
                 <w:szCs w:val="18"/>
               </w:rPr>
-              <w:t xml:space="preserve">ApWEC</w:t>
+              <w:t xml:space="preserve">ApAIPC</w:t>
             </w:r>
           </w:p>
         </w:tc>
@@ -2814,7 +2814,7 @@
                 <w:sz w:val="18"/>
                 <w:szCs w:val="18"/>
               </w:rPr>
-              <w:t xml:space="preserve">English Candidate of Worldwide English College</w:t>
+              <w:t xml:space="preserve">English Candidate of Albalagh International Premium College</w:t>
             </w:r>
           </w:p>
         </w:tc>
@@ -2842,7 +2842,7 @@
                 <w:sz w:val="18"/>
                 <w:szCs w:val="18"/>
               </w:rPr>
-              <w:t xml:space="preserve">CnWEC</w:t>
+              <w:t xml:space="preserve">CnAIPC</w:t>
             </w:r>
           </w:p>
         </w:tc>
@@ -2928,7 +2928,7 @@
                 <w:sz w:val="18"/>
                 <w:szCs w:val="18"/>
               </w:rPr>
-              <w:t xml:space="preserve">English Associate of Worldwide English College</w:t>
+              <w:t xml:space="preserve">English Associate of Albalagh International Premium College</w:t>
             </w:r>
           </w:p>
         </w:tc>
@@ -2956,7 +2956,7 @@
                 <w:sz w:val="18"/>
                 <w:szCs w:val="18"/>
               </w:rPr>
-              <w:t xml:space="preserve">AsWEC</w:t>
+              <w:t xml:space="preserve">AsAIPC</w:t>
             </w:r>
           </w:p>
         </w:tc>
@@ -3042,7 +3042,7 @@
                 <w:sz w:val="18"/>
                 <w:szCs w:val="18"/>
               </w:rPr>
-              <w:t xml:space="preserve">English Envoy of Worldwide English College</w:t>
+              <w:t xml:space="preserve">English Envoy of Albalagh International Premium College</w:t>
             </w:r>
           </w:p>
         </w:tc>
@@ -3070,7 +3070,7 @@
                 <w:sz w:val="18"/>
                 <w:szCs w:val="18"/>
               </w:rPr>
-              <w:t xml:space="preserve">EnWEC</w:t>
+              <w:t xml:space="preserve">EnAIPC</w:t>
             </w:r>
           </w:p>
         </w:tc>
@@ -3156,7 +3156,7 @@
                 <w:sz w:val="18"/>
                 <w:szCs w:val="18"/>
               </w:rPr>
-              <w:t xml:space="preserve">English Orator of Worldwide English College</w:t>
+              <w:t xml:space="preserve">English Orator of Albalagh International Premium College</w:t>
             </w:r>
           </w:p>
         </w:tc>
@@ -3184,7 +3184,7 @@
                 <w:sz w:val="18"/>
                 <w:szCs w:val="18"/>
               </w:rPr>
-              <w:t xml:space="preserve">OrWEC</w:t>
+              <w:t xml:space="preserve">OrAIPC</w:t>
             </w:r>
           </w:p>
         </w:tc>
@@ -3270,7 +3270,7 @@
                 <w:sz w:val="18"/>
                 <w:szCs w:val="18"/>
               </w:rPr>
-              <w:t xml:space="preserve">English Laureate of Worldwide English College</w:t>
+              <w:t xml:space="preserve">English Laureate of Albalagh International Premium College</w:t>
             </w:r>
           </w:p>
         </w:tc>
@@ -3298,7 +3298,7 @@
                 <w:sz w:val="18"/>
                 <w:szCs w:val="18"/>
               </w:rPr>
-              <w:t xml:space="preserve">LrWEC</w:t>
+              <w:t xml:space="preserve">LrAIPC</w:t>
             </w:r>
           </w:p>
         </w:tc>
@@ -3441,7 +3441,7 @@
                 <w:sz w:val="18"/>
                 <w:szCs w:val="18"/>
               </w:rPr>
-              <w:t xml:space="preserve">ApWEC</w:t>
+              <w:t xml:space="preserve">ApAIPC</w:t>
             </w:r>
           </w:p>
         </w:tc>
@@ -3499,7 +3499,7 @@
                 <w:sz w:val="18"/>
                 <w:szCs w:val="18"/>
               </w:rPr>
-              <w:t xml:space="preserve">CnWEC</w:t>
+              <w:t xml:space="preserve">CnAIPC</w:t>
             </w:r>
           </w:p>
         </w:tc>
@@ -3557,7 +3557,7 @@
                 <w:sz w:val="18"/>
                 <w:szCs w:val="18"/>
               </w:rPr>
-              <w:t xml:space="preserve">AsWEC</w:t>
+              <w:t xml:space="preserve">AsAIPC</w:t>
             </w:r>
           </w:p>
         </w:tc>
@@ -3615,7 +3615,7 @@
                 <w:sz w:val="18"/>
                 <w:szCs w:val="18"/>
               </w:rPr>
-              <w:t xml:space="preserve">EnWEC</w:t>
+              <w:t xml:space="preserve">EnAIPC</w:t>
             </w:r>
           </w:p>
         </w:tc>
@@ -3673,7 +3673,7 @@
                 <w:sz w:val="18"/>
                 <w:szCs w:val="18"/>
               </w:rPr>
-              <w:t xml:space="preserve">OrWEC</w:t>
+              <w:t xml:space="preserve">OrAIPC</w:t>
             </w:r>
           </w:p>
         </w:tc>
@@ -3731,7 +3731,7 @@
                 <w:sz w:val="18"/>
                 <w:szCs w:val="18"/>
               </w:rPr>
-              <w:t xml:space="preserve">LrWEC</w:t>
+              <w:t xml:space="preserve">LrAIPC</w:t>
             </w:r>
           </w:p>
         </w:tc>
@@ -6576,7 +6576,7 @@
           <w:sz w:val="21"/>
           <w:szCs w:val="21"/>
         </w:rPr>
-        <w:t xml:space="preserve">English Aspirant of Worldwide English College  ·  ApWEC  ·  CEFR A1</w:t>
+        <w:t xml:space="preserve">English Aspirant of Albalagh International Premium College  ·  ApAIPC  ·  CEFR A1</w:t>
       </w:r>
     </w:p>
     <w:p>
@@ -6717,7 +6717,7 @@
           <w:sz w:val="21"/>
           <w:szCs w:val="21"/>
         </w:rPr>
-        <w:t xml:space="preserve">English Aspirant of Worldwide English College (ApWEC). Entry into the tradition.</w:t>
+        <w:t xml:space="preserve">English Aspirant of Albalagh International Premium College (ApAIPC). Entry into the tradition.</w:t>
       </w:r>
     </w:p>
     <w:p>
@@ -7919,7 +7919,7 @@
           <w:sz w:val="21"/>
           <w:szCs w:val="21"/>
         </w:rPr>
-        <w:t xml:space="preserve">English Candidate of Worldwide English College  ·  CnWEC  ·  CEFR A2</w:t>
+        <w:t xml:space="preserve">English Candidate of Albalagh International Premium College  ·  CnAIPC  ·  CEFR A2</w:t>
       </w:r>
     </w:p>
     <w:p>
@@ -8060,7 +8060,7 @@
           <w:sz w:val="21"/>
           <w:szCs w:val="21"/>
         </w:rPr>
-        <w:t xml:space="preserve">English Candidate of Worldwide English College (CnWEC). Recognised learner of the College.</w:t>
+        <w:t xml:space="preserve">English Candidate of Albalagh International Premium College (CnAIPC). Recognised learner of the College.</w:t>
       </w:r>
     </w:p>
     <w:p>
@@ -9262,7 +9262,7 @@
           <w:sz w:val="21"/>
           <w:szCs w:val="21"/>
         </w:rPr>
-        <w:t xml:space="preserve">English Associate of Worldwide English College  ·  AsWEC  ·  CEFR B1</w:t>
+        <w:t xml:space="preserve">English Associate of Albalagh International Premium College  ·  AsAIPC  ·  CEFR B1</w:t>
       </w:r>
     </w:p>
     <w:p>
@@ -9403,7 +9403,7 @@
           <w:sz w:val="21"/>
           <w:szCs w:val="21"/>
         </w:rPr>
-        <w:t xml:space="preserve">English Associate of Worldwide English College (AsWEC). Established member of the academic community.</w:t>
+        <w:t xml:space="preserve">English Associate of Albalagh International Premium College (AsAIPC). Established member of the academic community.</w:t>
       </w:r>
     </w:p>
     <w:p>
@@ -10605,7 +10605,7 @@
           <w:sz w:val="21"/>
           <w:szCs w:val="21"/>
         </w:rPr>
-        <w:t xml:space="preserve">English Envoy of Worldwide English College  ·  EnWEC  ·  CEFR B2</w:t>
+        <w:t xml:space="preserve">English Envoy of Albalagh International Premium College  ·  EnAIPC  ·  CEFR B2</w:t>
       </w:r>
     </w:p>
     <w:p>
@@ -10746,7 +10746,7 @@
           <w:sz w:val="21"/>
           <w:szCs w:val="21"/>
         </w:rPr>
-        <w:t xml:space="preserve">English Envoy of Worldwide English College (EnWEC). Trusted representative and communicator.</w:t>
+        <w:t xml:space="preserve">English Envoy of Albalagh International Premium College (EnAIPC). Trusted representative and communicator.</w:t>
       </w:r>
     </w:p>
     <w:p>
@@ -11948,7 +11948,7 @@
           <w:sz w:val="21"/>
           <w:szCs w:val="21"/>
         </w:rPr>
-        <w:t xml:space="preserve">English Orator of Worldwide English College  ·  OrWEC  ·  CEFR C1</w:t>
+        <w:t xml:space="preserve">English Orator of Albalagh International Premium College  ·  OrAIPC  ·  CEFR C1</w:t>
       </w:r>
     </w:p>
     <w:p>
@@ -12089,7 +12089,7 @@
           <w:sz w:val="21"/>
           <w:szCs w:val="21"/>
         </w:rPr>
-        <w:t xml:space="preserve">English Orator of Worldwide English College (OrWEC). High-level intellectual and professional communicator.</w:t>
+        <w:t xml:space="preserve">English Orator of Albalagh International Premium College (OrAIPC). High-level intellectual and professional communicator.</w:t>
       </w:r>
     </w:p>
     <w:p>
@@ -13291,7 +13291,7 @@
           <w:sz w:val="21"/>
           <w:szCs w:val="21"/>
         </w:rPr>
-        <w:t xml:space="preserve">English Laureate of Worldwide English College  ·  LrWEC  ·  CEFR C2</w:t>
+        <w:t xml:space="preserve">English Laureate of Albalagh International Premium College  ·  LrAIPC  ·  CEFR C2</w:t>
       </w:r>
     </w:p>
     <w:p>
@@ -13432,7 +13432,7 @@
           <w:sz w:val="21"/>
           <w:szCs w:val="21"/>
         </w:rPr>
-        <w:t xml:space="preserve">English Laureate of Worldwide English College (LrWEC). Distinguished master of the programme.</w:t>
+        <w:t xml:space="preserve">English Laureate of Albalagh International Premium College (LrAIPC). Distinguished master of the programme.</w:t>
       </w:r>
     </w:p>
     <w:p>
@@ -14643,7 +14643,7 @@
           <w:sz w:val="23"/>
           <w:szCs w:val="23"/>
         </w:rPr>
-        <w:t xml:space="preserve">Every graduate belongs to the Worldwide English College Alumni Society, and within it to the chapter of their highest award. Membership is not applied for and is not recorded separately: it follows from the award, and it moves when the award does.</w:t>
+        <w:t xml:space="preserve">Every graduate belongs to the Albalagh International Premium College Alumni Society, and within it to the chapter of their highest award. Membership is not applied for and is not recorded separately: it follows from the award, and it moves when the award does.</w:t>
       </w:r>
     </w:p>
     <w:tbl>
@@ -14811,7 +14811,7 @@
                 <w:sz w:val="18"/>
                 <w:szCs w:val="18"/>
               </w:rPr>
-              <w:t xml:space="preserve">ApWEC</w:t>
+              <w:t xml:space="preserve">ApAIPC</w:t>
             </w:r>
           </w:p>
         </w:tc>
@@ -14897,7 +14897,7 @@
                 <w:sz w:val="18"/>
                 <w:szCs w:val="18"/>
               </w:rPr>
-              <w:t xml:space="preserve">CnWEC</w:t>
+              <w:t xml:space="preserve">CnAIPC</w:t>
             </w:r>
           </w:p>
         </w:tc>
@@ -14983,7 +14983,7 @@
                 <w:sz w:val="18"/>
                 <w:szCs w:val="18"/>
               </w:rPr>
-              <w:t xml:space="preserve">AsWEC</w:t>
+              <w:t xml:space="preserve">AsAIPC</w:t>
             </w:r>
           </w:p>
         </w:tc>
@@ -15069,7 +15069,7 @@
                 <w:sz w:val="18"/>
                 <w:szCs w:val="18"/>
               </w:rPr>
-              <w:t xml:space="preserve">EnWEC</w:t>
+              <w:t xml:space="preserve">EnAIPC</w:t>
             </w:r>
           </w:p>
         </w:tc>
@@ -15155,7 +15155,7 @@
                 <w:sz w:val="18"/>
                 <w:szCs w:val="18"/>
               </w:rPr>
-              <w:t xml:space="preserve">OrWEC</w:t>
+              <w:t xml:space="preserve">OrAIPC</w:t>
             </w:r>
           </w:p>
         </w:tc>
@@ -15241,7 +15241,7 @@
                 <w:sz w:val="18"/>
                 <w:szCs w:val="18"/>
               </w:rPr>
-              <w:t xml:space="preserve">LrWEC</w:t>
+              <w:t xml:space="preserve">LrAIPC</w:t>
             </w:r>
           </w:p>
         </w:tc>
@@ -15554,7 +15554,7 @@
                 <w:sz w:val="18"/>
                 <w:szCs w:val="18"/>
               </w:rPr>
-              <w:t xml:space="preserve">WEC Credit</w:t>
+              <w:t xml:space="preserve">AIPC Credit</w:t>
             </w:r>
           </w:p>
         </w:tc>
@@ -16148,7 +16148,7 @@
           <w:sz w:val="16"/>
           <w:szCs w:val="16"/>
         </w:rPr>
-        <w:t xml:space="preserve">Worldwide English College Press · London Campus</w:t>
+        <w:t xml:space="preserve">Albalagh International Premium College Press · London Campus</w:t>
       </w:r>
     </w:p>
     <w:sectPr>

--- a/publication/IEFC Flagship Curriculum.docx
+++ b/publication/IEFC Flagship Curriculum.docx
@@ -593,7 +593,7 @@
           <w:sz w:val="21"/>
           <w:szCs w:val="21"/>
         </w:rPr>
-        <w:t xml:space="preserve">A publication of this kind conventionally opens with a Foreword, a Presidential Message and a message from the Academic Senate. Those are signed statements by named officers. Worldwide English College has no appointed President, and its Academic Senate and its Board of Academic Standards and Curriculum Excellence are established but not yet constituted — no members have been appointed to either. Composing those sections would mean writing the words of officers who do not exist. They are omitted. The institutional voice in this edition is the College's own, unsigned, and it does not pretend otherwise.</w:t>
+        <w:t xml:space="preserve">A publication of this kind conventionally opens with a Foreword, a Presidential Message and a message from the Academic Senate. Those are signed statements by named officers. Albalagh International Premium College has no appointed President, and its Academic Senate and its Board of Academic Standards and Curriculum Excellence are established but not yet constituted — no members have been appointed to either. Composing those sections would mean writing the words of officers who do not exist. They are omitted. The institutional voice in this edition is the College's own, unsigned, and it does not pretend otherwise.</w:t>
       </w:r>
     </w:p>
     <w:p>

--- a/publication/IEFC Flagship Curriculum.docx
+++ b/publication/IEFC Flagship Curriculum.docx
@@ -324,7 +324,7 @@
           <w:sz w:val="21"/>
           <w:szCs w:val="21"/>
         </w:rPr>
-        <w:t xml:space="preserve">© Worldwide English College. All rights reserved.</w:t>
+        <w:t xml:space="preserve">© Worldwide English College. All rights reserved except as granted on the Rights and Permissions page that follows.</w:t>
       </w:r>
     </w:p>
     <w:p>
@@ -339,6 +339,20 @@
           <w:szCs w:val="16"/>
         </w:rPr>
         <w:t xml:space="preserve">ISBN [to be assigned]  ·  DOI [not registered]</w:t>
+      </w:r>
+    </w:p>
+    <w:p>
+      <w:pPr>
+        <w:spacing w:after="150" w:before="0" w:line="300"/>
+      </w:pPr>
+      <w:r>
+        <w:rPr>
+          <w:rFonts w:ascii="Calibri" w:cs="Calibri" w:eastAsia="Calibri" w:hAnsi="Calibri"/>
+          <w:color w:val="4B5768"/>
+          <w:sz w:val="16"/>
+          <w:szCs w:val="16"/>
+        </w:rPr>
+        <w:t xml:space="preserve">Edition mark WEC-LC·AHDC-FGQP — printed in the foot of every page. See Rights and Permissions.</w:t>
       </w:r>
     </w:p>
     <w:tbl>
@@ -449,6 +463,481 @@
           <w:szCs w:val="16"/>
         </w:rPr>
         <w:t xml:space="preserve">Generated from: sql/schema.sql + sql/seed-curriculum-level-1..6.sql + docs/curriculum-framework.md + docs/iefc-award-architecture.md + docs/governance-decisions.md</w:t>
+      </w:r>
+    </w:p>
+    <w:p>
+      <w:r>
+        <w:br w:type="page"/>
+      </w:r>
+    </w:p>
+    <w:p>
+      <w:pPr>
+        <w:pStyle w:val="Heading1"/>
+        <w:pageBreakBefore/>
+        <w:spacing w:after="120" w:before="0"/>
+      </w:pPr>
+      <w:r>
+        <w:rPr>
+          <w:rFonts w:ascii="Cambria" w:cs="Cambria" w:eastAsia="Cambria" w:hAnsi="Cambria"/>
+          <w:b/>
+          <w:bCs/>
+          <w:color w:val="14264A"/>
+          <w:sz w:val="32"/>
+          <w:szCs w:val="32"/>
+        </w:rPr>
+        <w:t xml:space="preserve">Rights and Permissions</w:t>
+      </w:r>
+    </w:p>
+    <w:p>
+      <w:pPr>
+        <w:pBdr>
+          <w:bottom w:val="single" w:color="C9CEDA" w:sz="4" w:space="6"/>
+        </w:pBdr>
+        <w:spacing w:after="220" w:before="40"/>
+      </w:pPr>
+      <w:r>
+        <w:t xml:space="preserve"/>
+      </w:r>
+    </w:p>
+    <w:p>
+      <w:pPr>
+        <w:spacing w:after="150" w:before="0" w:line="300"/>
+      </w:pPr>
+      <w:r>
+        <w:rPr>
+          <w:rFonts w:ascii="Cambria" w:cs="Cambria" w:eastAsia="Cambria" w:hAnsi="Cambria"/>
+          <w:color w:val="1A1A1A"/>
+          <w:sz w:val="23"/>
+          <w:szCs w:val="23"/>
+        </w:rPr>
+        <w:t xml:space="preserve">Read it, print it, photocopy it, quote it and teach from it, freely and without asking. Do not stand it up as another institution’s programme, sell it, or take the College’s name off it.</w:t>
+      </w:r>
+    </w:p>
+    <w:p>
+      <w:pPr>
+        <w:spacing w:after="70" w:before="260" w:line="300"/>
+      </w:pPr>
+      <w:r>
+        <w:rPr>
+          <w:rFonts w:ascii="Calibri" w:cs="Calibri" w:eastAsia="Calibri" w:hAnsi="Calibri"/>
+          <w:b/>
+          <w:bCs/>
+          <w:caps/>
+          <w:color w:val="9A7A38"/>
+          <w:spacing w:val="60"/>
+          <w:sz w:val="15"/>
+          <w:szCs w:val="15"/>
+        </w:rPr>
+        <w:t xml:space="preserve">Granted, without asking and without conditions</w:t>
+      </w:r>
+    </w:p>
+    <w:p>
+      <w:pPr>
+        <w:pStyle w:val="ListParagraph"/>
+        <w:numPr>
+          <w:ilvl w:val="0"/>
+          <w:numId w:val="2"/>
+        </w:numPr>
+        <w:spacing w:after="100" w:line="290"/>
+      </w:pPr>
+      <w:r>
+        <w:rPr>
+          <w:rFonts w:ascii="Cambria" w:cs="Cambria" w:eastAsia="Cambria" w:hAnsi="Cambria"/>
+          <w:sz w:val="21"/>
+          <w:szCs w:val="21"/>
+        </w:rPr>
+        <w:t xml:space="preserve">Read it, download it, keep it, and print it.</w:t>
+      </w:r>
+    </w:p>
+    <w:p>
+      <w:pPr>
+        <w:pStyle w:val="ListParagraph"/>
+        <w:numPr>
+          <w:ilvl w:val="0"/>
+          <w:numId w:val="2"/>
+        </w:numPr>
+        <w:spacing w:after="100" w:line="290"/>
+      </w:pPr>
+      <w:r>
+        <w:rPr>
+          <w:rFonts w:ascii="Cambria" w:cs="Cambria" w:eastAsia="Cambria" w:hAnsi="Cambria"/>
+          <w:sz w:val="21"/>
+          <w:szCs w:val="21"/>
+        </w:rPr>
+        <w:t xml:space="preserve">Photocopy it, in whole or in part, for a class you teach.</w:t>
+      </w:r>
+    </w:p>
+    <w:p>
+      <w:pPr>
+        <w:pStyle w:val="ListParagraph"/>
+        <w:numPr>
+          <w:ilvl w:val="0"/>
+          <w:numId w:val="2"/>
+        </w:numPr>
+        <w:spacing w:after="100" w:line="290"/>
+      </w:pPr>
+      <w:r>
+        <w:rPr>
+          <w:rFonts w:ascii="Cambria" w:cs="Cambria" w:eastAsia="Cambria" w:hAnsi="Cambria"/>
+          <w:sz w:val="21"/>
+          <w:szCs w:val="21"/>
+        </w:rPr>
+        <w:t xml:space="preserve">Quote from it, at any length reasonable to your argument, with the volume named.</w:t>
+      </w:r>
+    </w:p>
+    <w:p>
+      <w:pPr>
+        <w:pStyle w:val="ListParagraph"/>
+        <w:numPr>
+          <w:ilvl w:val="0"/>
+          <w:numId w:val="2"/>
+        </w:numPr>
+        <w:spacing w:after="100" w:line="290"/>
+      </w:pPr>
+      <w:r>
+        <w:rPr>
+          <w:rFonts w:ascii="Cambria" w:cs="Cambria" w:eastAsia="Cambria" w:hAnsi="Cambria"/>
+          <w:sz w:val="21"/>
+          <w:szCs w:val="21"/>
+        </w:rPr>
+        <w:t xml:space="preserve">Cite it, set it on a reading list, and hand it to a colleague.</w:t>
+      </w:r>
+    </w:p>
+    <w:p>
+      <w:pPr>
+        <w:pStyle w:val="ListParagraph"/>
+        <w:numPr>
+          <w:ilvl w:val="0"/>
+          <w:numId w:val="2"/>
+        </w:numPr>
+        <w:spacing w:after="100" w:line="290"/>
+      </w:pPr>
+      <w:r>
+        <w:rPr>
+          <w:rFonts w:ascii="Cambria" w:cs="Cambria" w:eastAsia="Cambria" w:hAnsi="Cambria"/>
+          <w:sz w:val="21"/>
+          <w:szCs w:val="21"/>
+        </w:rPr>
+        <w:t xml:space="preserve">Teach from it, including in another institution’s classroom.</w:t>
+      </w:r>
+    </w:p>
+    <w:p>
+      <w:pPr>
+        <w:pStyle w:val="ListParagraph"/>
+        <w:numPr>
+          <w:ilvl w:val="0"/>
+          <w:numId w:val="2"/>
+        </w:numPr>
+        <w:spacing w:after="100" w:line="290"/>
+      </w:pPr>
+      <w:r>
+        <w:rPr>
+          <w:rFonts w:ascii="Cambria" w:cs="Cambria" w:eastAsia="Cambria" w:hAnsi="Cambria"/>
+          <w:sz w:val="21"/>
+          <w:szCs w:val="21"/>
+        </w:rPr>
+        <w:t xml:space="preserve">Translate a passage for a learner who needs it in their own language.</w:t>
+      </w:r>
+    </w:p>
+    <w:p>
+      <w:pPr>
+        <w:spacing w:after="70" w:before="260" w:line="300"/>
+      </w:pPr>
+      <w:r>
+        <w:rPr>
+          <w:rFonts w:ascii="Calibri" w:cs="Calibri" w:eastAsia="Calibri" w:hAnsi="Calibri"/>
+          <w:b/>
+          <w:bCs/>
+          <w:caps/>
+          <w:color w:val="9A7A38"/>
+          <w:spacing w:val="60"/>
+          <w:sz w:val="15"/>
+          <w:szCs w:val="15"/>
+        </w:rPr>
+        <w:t xml:space="preserve">Reserved to the College</w:t>
+      </w:r>
+    </w:p>
+    <w:p>
+      <w:pPr>
+        <w:pStyle w:val="ListParagraph"/>
+        <w:numPr>
+          <w:ilvl w:val="0"/>
+          <w:numId w:val="2"/>
+        </w:numPr>
+        <w:spacing w:after="100" w:line="290"/>
+      </w:pPr>
+      <w:r>
+        <w:rPr>
+          <w:rFonts w:ascii="Cambria" w:cs="Cambria" w:eastAsia="Cambria" w:hAnsi="Cambria"/>
+          <w:sz w:val="21"/>
+          <w:szCs w:val="21"/>
+        </w:rPr>
+        <w:t xml:space="preserve">Adopting a volume, or the curriculum it sets out, as the syllabus or scheme of work of another institution, programme or course of study.</w:t>
+      </w:r>
+    </w:p>
+    <w:p>
+      <w:pPr>
+        <w:pStyle w:val="ListParagraph"/>
+        <w:numPr>
+          <w:ilvl w:val="0"/>
+          <w:numId w:val="2"/>
+        </w:numPr>
+        <w:spacing w:after="100" w:line="290"/>
+      </w:pPr>
+      <w:r>
+        <w:rPr>
+          <w:rFonts w:ascii="Cambria" w:cs="Cambria" w:eastAsia="Cambria" w:hAnsi="Cambria"/>
+          <w:sz w:val="21"/>
+          <w:szCs w:val="21"/>
+        </w:rPr>
+        <w:t xml:space="preserve">Republishing, mirroring, hosting or redistributing a volume, whole or in part, anywhere other than from the College’s own address.</w:t>
+      </w:r>
+    </w:p>
+    <w:p>
+      <w:pPr>
+        <w:pStyle w:val="ListParagraph"/>
+        <w:numPr>
+          <w:ilvl w:val="0"/>
+          <w:numId w:val="2"/>
+        </w:numPr>
+        <w:spacing w:after="100" w:line="290"/>
+      </w:pPr>
+      <w:r>
+        <w:rPr>
+          <w:rFonts w:ascii="Cambria" w:cs="Cambria" w:eastAsia="Cambria" w:hAnsi="Cambria"/>
+          <w:sz w:val="21"/>
+          <w:szCs w:val="21"/>
+        </w:rPr>
+        <w:t xml:space="preserve">Selling a volume, charging for access to it, or bundling it with anything sold.</w:t>
+      </w:r>
+    </w:p>
+    <w:p>
+      <w:pPr>
+        <w:pStyle w:val="ListParagraph"/>
+        <w:numPr>
+          <w:ilvl w:val="0"/>
+          <w:numId w:val="2"/>
+        </w:numPr>
+        <w:spacing w:after="100" w:line="290"/>
+      </w:pPr>
+      <w:r>
+        <w:rPr>
+          <w:rFonts w:ascii="Cambria" w:cs="Cambria" w:eastAsia="Cambria" w:hAnsi="Cambria"/>
+          <w:sz w:val="21"/>
+          <w:szCs w:val="21"/>
+        </w:rPr>
+        <w:t xml:space="preserve">Producing an adapted, abridged, re-sequenced or derivative curriculum from it, or a translated edition of a whole volume.</w:t>
+      </w:r>
+    </w:p>
+    <w:p>
+      <w:pPr>
+        <w:pStyle w:val="ListParagraph"/>
+        <w:numPr>
+          <w:ilvl w:val="0"/>
+          <w:numId w:val="2"/>
+        </w:numPr>
+        <w:spacing w:after="100" w:line="290"/>
+      </w:pPr>
+      <w:r>
+        <w:rPr>
+          <w:rFonts w:ascii="Cambria" w:cs="Cambria" w:eastAsia="Cambria" w:hAnsi="Cambria"/>
+          <w:sz w:val="21"/>
+          <w:szCs w:val="21"/>
+        </w:rPr>
+        <w:t xml:space="preserve">Removing or obscuring the College’s name, the running attribution, the edition mark, or this notice.</w:t>
+      </w:r>
+    </w:p>
+    <w:p>
+      <w:pPr>
+        <w:pStyle w:val="ListParagraph"/>
+        <w:numPr>
+          <w:ilvl w:val="0"/>
+          <w:numId w:val="2"/>
+        </w:numPr>
+        <w:spacing w:after="100" w:line="290"/>
+      </w:pPr>
+      <w:r>
+        <w:rPr>
+          <w:rFonts w:ascii="Cambria" w:cs="Cambria" w:eastAsia="Cambria" w:hAnsi="Cambria"/>
+          <w:sz w:val="21"/>
+          <w:szCs w:val="21"/>
+        </w:rPr>
+        <w:t xml:space="preserve">Using a volume as training data for a machine-learning model, or ingesting it into a dataset offered to others.</w:t>
+      </w:r>
+    </w:p>
+    <w:p>
+      <w:pPr>
+        <w:pStyle w:val="ListParagraph"/>
+        <w:numPr>
+          <w:ilvl w:val="0"/>
+          <w:numId w:val="2"/>
+        </w:numPr>
+        <w:spacing w:after="100" w:line="290"/>
+      </w:pPr>
+      <w:r>
+        <w:rPr>
+          <w:rFonts w:ascii="Cambria" w:cs="Cambria" w:eastAsia="Cambria" w:hAnsi="Cambria"/>
+          <w:sz w:val="21"/>
+          <w:szCs w:val="21"/>
+        </w:rPr>
+        <w:t xml:space="preserve">Issuing any award, certificate, level statement or transcript in reliance on these volumes. The qualification is the College’s to confer and nobody else’s.</w:t>
+      </w:r>
+    </w:p>
+    <w:tbl>
+      <w:tblPr>
+        <w:tblW w:type="dxa" w:w="9000"/>
+        <w:tblBorders>
+          <w:top w:val="none" w:color="FFFFFF" w:sz="0"/>
+          <w:left w:val="single" w:color="14264A" w:sz="18"/>
+          <w:bottom w:val="none" w:color="FFFFFF" w:sz="0"/>
+          <w:right w:val="none" w:color="FFFFFF" w:sz="0"/>
+          <w:insideH w:val="none" w:color="FFFFFF" w:sz="0"/>
+          <w:insideV w:val="none" w:color="FFFFFF" w:sz="0"/>
+        </w:tblBorders>
+      </w:tblPr>
+      <w:tblGrid>
+        <w:gridCol w:w="9000"/>
+      </w:tblGrid>
+      <w:tr>
+        <w:tc>
+          <w:tcPr>
+            <w:tcW w:type="dxa" w:w="9000"/>
+            <w:shd w:fill="F4F6FA" w:val="clear"/>
+            <w:tcMar>
+              <w:top w:type="dxa" w:w="220"/>
+              <w:left w:type="dxa" w:w="280"/>
+              <w:bottom w:type="dxa" w:w="220"/>
+              <w:right w:type="dxa" w:w="260"/>
+            </w:tcMar>
+          </w:tcPr>
+          <w:p>
+            <w:pPr>
+              <w:spacing w:after="130" w:before="0" w:line="290"/>
+            </w:pPr>
+            <w:r>
+              <w:rPr>
+                <w:rFonts w:ascii="Calibri" w:cs="Calibri" w:eastAsia="Calibri" w:hAnsi="Calibri"/>
+                <w:b/>
+                <w:bCs/>
+                <w:caps/>
+                <w:color w:val="14264A"/>
+                <w:spacing w:val="50"/>
+                <w:sz w:val="19"/>
+                <w:szCs w:val="19"/>
+              </w:rPr>
+              <w:t xml:space="preserve">Asking is the short route</w:t>
+            </w:r>
+          </w:p>
+          <w:p>
+            <w:pPr>
+              <w:spacing w:after="0" w:before="0" w:line="290"/>
+            </w:pPr>
+            <w:r>
+              <w:rPr>
+                <w:rFonts w:ascii="Cambria" w:cs="Cambria" w:eastAsia="Cambria" w:hAnsi="Cambria"/>
+                <w:b w:val="false"/>
+                <w:bCs w:val="false"/>
+                <w:caps w:val="false"/>
+                <w:color w:val="1A1A1A"/>
+                <w:sz w:val="20"/>
+                <w:szCs w:val="20"/>
+              </w:rPr>
+              <w:t xml:space="preserve">Permission for any reserved use is given in writing, and is usually given. Write to rights@worldwideenglishcollege.com with the volume, the use and the institution. A school that asks is a colleague; the College has no interest in refusing a teacher who wants to do the work properly.</w:t>
+            </w:r>
+          </w:p>
+        </w:tc>
+      </w:tr>
+    </w:tbl>
+    <w:p>
+      <w:pPr>
+        <w:spacing w:after="220" w:before="0" w:line="300"/>
+      </w:pPr>
+      <w:r>
+        <w:rPr>
+          <w:rFonts w:ascii="Cambria" w:cs="Cambria" w:eastAsia="Cambria" w:hAnsi="Cambria"/>
+          <w:color w:val="1A1A1A"/>
+          <w:sz w:val="21"/>
+          <w:szCs w:val="21"/>
+        </w:rPr>
+        <w:t xml:space="preserve"/>
+      </w:r>
+    </w:p>
+    <w:p>
+      <w:pPr>
+        <w:spacing w:after="70" w:before="260" w:line="300"/>
+      </w:pPr>
+      <w:r>
+        <w:rPr>
+          <w:rFonts w:ascii="Calibri" w:cs="Calibri" w:eastAsia="Calibri" w:hAnsi="Calibri"/>
+          <w:b/>
+          <w:bCs/>
+          <w:caps/>
+          <w:color w:val="9A7A38"/>
+          <w:spacing w:val="60"/>
+          <w:sz w:val="15"/>
+          <w:szCs w:val="15"/>
+        </w:rPr>
+        <w:t xml:space="preserve">Traceability</w:t>
+      </w:r>
+    </w:p>
+    <w:p>
+      <w:pPr>
+        <w:spacing w:after="150" w:before="0" w:line="300"/>
+      </w:pPr>
+      <w:r>
+        <w:rPr>
+          <w:rFonts w:ascii="Cambria" w:cs="Cambria" w:eastAsia="Cambria" w:hAnsi="Cambria"/>
+          <w:color w:val="1A1A1A"/>
+          <w:sz w:val="21"/>
+          <w:szCs w:val="21"/>
+        </w:rPr>
+        <w:t xml:space="preserve">Every page of every volume carries the volume title, the College’s name and an edition mark computed from the curriculum content of that edition. Material taken from these volumes is therefore identifiable as to volume, edition and page, whether it is reproduced, retyped or paraphrased around. The College reads the field it publishes into, and it will pursue a reserved use it finds unlicensed.</w:t>
+      </w:r>
+    </w:p>
+    <w:p>
+      <w:pPr>
+        <w:spacing w:after="70" w:before="260" w:line="300"/>
+      </w:pPr>
+      <w:r>
+        <w:rPr>
+          <w:rFonts w:ascii="Calibri" w:cs="Calibri" w:eastAsia="Calibri" w:hAnsi="Calibri"/>
+          <w:b/>
+          <w:bCs/>
+          <w:caps/>
+          <w:color w:val="9A7A38"/>
+          <w:spacing w:val="60"/>
+          <w:sz w:val="15"/>
+          <w:szCs w:val="15"/>
+        </w:rPr>
+        <w:t xml:space="preserve">What is not claimed</w:t>
+      </w:r>
+    </w:p>
+    <w:p>
+      <w:pPr>
+        <w:spacing w:after="150" w:before="0" w:line="300"/>
+      </w:pPr>
+      <w:r>
+        <w:rPr>
+          <w:rFonts w:ascii="Calibri" w:cs="Calibri" w:eastAsia="Calibri" w:hAnsi="Calibri"/>
+          <w:color w:val="4B5768"/>
+          <w:sz w:val="16"/>
+          <w:szCs w:val="16"/>
+        </w:rPr>
+        <w:t xml:space="preserve">This volume is not encrypted and its text is not disabled against selection, extraction or printing. The College considers a document that a reader cannot copy to be a document a reader cannot use, and considers the permission flags a file can carry to be advisory rather than protective. The protection here is a stated licence, attribution on every page, and a traceable edition mark — not a lock.</w:t>
+      </w:r>
+    </w:p>
+    <w:p>
+      <w:pPr>
+        <w:spacing w:after="150" w:before="0" w:line="300"/>
+      </w:pPr>
+      <w:r>
+        <w:rPr>
+          <w:rFonts w:ascii="Calibri" w:cs="Calibri" w:eastAsia="Calibri" w:hAnsi="Calibri"/>
+          <w:color w:val="4B5768"/>
+          <w:sz w:val="16"/>
+          <w:szCs w:val="16"/>
+        </w:rPr>
+        <w:t xml:space="preserve">The International English Fluency Certificate · First edition, 2026. Published by Worldwide English College Press, London Campus. © 2026 Worldwide English College. All rights reserved except as granted above. Edition mark WEC-LC·AHDC-FGQP.</w:t>
       </w:r>
     </w:p>
     <w:p>
@@ -1130,7 +1619,7 @@
                 <w:sz w:val="18"/>
                 <w:szCs w:val="18"/>
               </w:rPr>
-              <w:t xml:space="preserve">Established; not yet constituted</w:t>
+              <w:t xml:space="preserve">3 members appointed</w:t>
             </w:r>
           </w:p>
         </w:tc>
@@ -16208,14 +16697,34 @@
 <w:ftr xmlns:wpc="http://schemas.microsoft.com/office/word/2010/wordprocessingCanvas" xmlns:mc="http://schemas.openxmlformats.org/markup-compatibility/2006" xmlns:o="urn:schemas-microsoft-com:office:office" xmlns:r="http://schemas.openxmlformats.org/officeDocument/2006/relationships" xmlns:m="http://schemas.openxmlformats.org/officeDocument/2006/math" xmlns:v="urn:schemas-microsoft-com:vml" xmlns:wp14="http://schemas.microsoft.com/office/word/2010/wordprocessingDrawing" xmlns:wp="http://schemas.openxmlformats.org/drawingml/2006/wordprocessingDrawing" xmlns:w10="urn:schemas-microsoft-com:office:word" xmlns:w="http://schemas.openxmlformats.org/wordprocessingml/2006/main" xmlns:w14="http://schemas.microsoft.com/office/word/2010/wordml" xmlns:w15="http://schemas.microsoft.com/office/word/2012/wordml" xmlns:wpg="http://schemas.microsoft.com/office/word/2010/wordprocessingGroup" xmlns:wpi="http://schemas.microsoft.com/office/word/2010/wordprocessingInk" xmlns:wne="http://schemas.microsoft.com/office/word/2006/wordml" xmlns:wps="http://schemas.microsoft.com/office/word/2010/wordprocessingShape">
   <w:p>
     <w:pPr>
-      <w:jc w:val="center"/>
+      <w:tabs>
+        <w:tab w:val="right" w:pos="8812"/>
+      </w:tabs>
     </w:pPr>
     <w:r>
       <w:rPr>
         <w:rFonts w:ascii="Calibri" w:cs="Calibri" w:eastAsia="Calibri" w:hAnsi="Calibri"/>
         <w:color w:val="4B5768"/>
-        <w:sz w:val="16"/>
-        <w:szCs w:val="16"/>
+        <w:sz w:val="13"/>
+        <w:szCs w:val="13"/>
+      </w:rPr>
+      <w:t xml:space="preserve">The International English Fluency Certificate  ·  © Worldwide English College	</w:t>
+    </w:r>
+    <w:r>
+      <w:rPr>
+        <w:rFonts w:ascii="Calibri" w:cs="Calibri" w:eastAsia="Calibri" w:hAnsi="Calibri"/>
+        <w:color w:val="4B5768"/>
+        <w:sz w:val="13"/>
+        <w:szCs w:val="13"/>
+      </w:rPr>
+      <w:t xml:space="preserve">WEC-LC·AHDC-FGQP  ·  </w:t>
+    </w:r>
+    <w:r>
+      <w:rPr>
+        <w:rFonts w:ascii="Calibri" w:cs="Calibri" w:eastAsia="Calibri" w:hAnsi="Calibri"/>
+        <w:color w:val="4B5768"/>
+        <w:sz w:val="13"/>
+        <w:szCs w:val="13"/>
       </w:rPr>
       <w:fldChar w:fldCharType="begin"/>
       <w:instrText xml:space="preserve">PAGE</w:instrText>

--- a/publication/IEFC Flagship Curriculum.docx
+++ b/publication/IEFC Flagship Curriculum.docx
@@ -593,7 +593,7 @@
           <w:sz w:val="21"/>
           <w:szCs w:val="21"/>
         </w:rPr>
-        <w:t xml:space="preserve">A publication of this kind conventionally opens with a Foreword, a Presidential Message and a message from the Academic Senate. Those are signed statements by named officers. Albalagh International Premium College has no appointed President, and its Academic Senate and its Board of Academic Standards and Curriculum Excellence are established but not yet constituted — no members have been appointed to either. Composing those sections would mean writing the words of officers who do not exist. They are omitted. The institutional voice in this edition is the College's own, unsigned, and it does not pretend otherwise.</w:t>
+        <w:t xml:space="preserve">A publication of this kind conventionally opens with a Foreword, a Presidential Message and a message from the Academic Senate. Those are signed statements by named officers. Worldwide English College has no appointed President, and its Academic Senate and its Board of Academic Standards and Curriculum Excellence are established but not yet constituted — no members have been appointed to either. Composing those sections would mean writing the words of officers who do not exist. They are omitted. The institutional voice in this edition is the College's own, unsigned, and it does not pretend otherwise.</w:t>
       </w:r>
     </w:p>
     <w:p>

--- a/publication/IEFC Flagship Curriculum.docx
+++ b/publication/IEFC Flagship Curriculum.docx
@@ -70,7 +70,7 @@
           <w:sz w:val="18"/>
           <w:szCs w:val="18"/>
         </w:rPr>
-        <w:t xml:space="preserve">Albalagh International Premium College</w:t>
+        <w:t xml:space="preserve">Worldwide English College</w:t>
       </w:r>
     </w:p>
     <w:p>
@@ -217,7 +217,7 @@
           <w:sz w:val="15"/>
           <w:szCs w:val="15"/>
         </w:rPr>
-        <w:t xml:space="preserve">Albalagh International Premium College Press</w:t>
+        <w:t xml:space="preserve">Worldwide English College Press</w:t>
       </w:r>
     </w:p>
     <w:p>
@@ -310,7 +310,7 @@
           <w:sz w:val="21"/>
           <w:szCs w:val="21"/>
         </w:rPr>
-        <w:t xml:space="preserve">Published by Albalagh International Premium College Press, London Campus.</w:t>
+        <w:t xml:space="preserve">Published by Worldwide English College Press, London Campus.</w:t>
       </w:r>
     </w:p>
     <w:p>
@@ -324,7 +324,7 @@
           <w:sz w:val="21"/>
           <w:szCs w:val="21"/>
         </w:rPr>
-        <w:t xml:space="preserve">© Albalagh International Premium College. All rights reserved.</w:t>
+        <w:t xml:space="preserve">© Worldwide English College. All rights reserved.</w:t>
       </w:r>
     </w:p>
     <w:p>
@@ -778,7 +778,7 @@
           <w:sz w:val="32"/>
           <w:szCs w:val="32"/>
         </w:rPr>
-        <w:t xml:space="preserve">About Albalagh International Premium College</w:t>
+        <w:t xml:space="preserve">About Worldwide English College</w:t>
       </w:r>
     </w:p>
     <w:p>
@@ -803,7 +803,7 @@
           <w:sz w:val="23"/>
           <w:szCs w:val="23"/>
         </w:rPr>
-        <w:t xml:space="preserve">Albalagh International Premium College, London Campus, is an online institution teaching English as an international language. It confers its own awards, maintains its own Graduate Register, and publishes the architecture of its qualification so that the awards can be read and checked by people who have never met the College.</w:t>
+        <w:t xml:space="preserve">Worldwide English College, London Campus, is an online institution teaching English as an international language. It confers its own awards, maintains its own Graduate Register, and publishes the architecture of its qualification so that the awards can be read and checked by people who have never met the College.</w:t>
       </w:r>
     </w:p>
     <w:p>
@@ -1130,7 +1130,7 @@
                 <w:sz w:val="18"/>
                 <w:szCs w:val="18"/>
               </w:rPr>
-              <w:t xml:space="preserve">3 members appointed</w:t>
+              <w:t xml:space="preserve">Established; not yet constituted</w:t>
             </w:r>
           </w:p>
         </w:tc>
@@ -2288,7 +2288,7 @@
           <w:sz w:val="21"/>
           <w:szCs w:val="21"/>
         </w:rPr>
-        <w:t xml:space="preserve">Sixty assignments, one per module, each marked by a person against a published rubric normalised to the AIPC rubric policy — not auto-scored. Spoken work is captured as learner recordings and reviewed in the instructor workspace.</w:t>
+        <w:t xml:space="preserve">Sixty assignments, one per module, each marked by a person against a published rubric normalised to the WEC-LC rubric policy — not auto-scored. Spoken work is captured as learner recordings and reviewed in the instructor workspace.</w:t>
       </w:r>
     </w:p>
     <w:p>
@@ -2459,7 +2459,7 @@
           <w:sz w:val="23"/>
           <w:szCs w:val="23"/>
         </w:rPr>
-        <w:t xml:space="preserve">The IEFC is a six-level ascent, mapped to the Common European Framework of Reference from A1 to C2. Each level confers its own award, and each award is complete in itself: a learner who stops at Level III has not failed to become something. They are an English Associate of Albalagh International Premium College, permanently, and the College says so in those words.</w:t>
+        <w:t xml:space="preserve">The IEFC is a six-level ascent, mapped to the Common European Framework of Reference from A1 to C2. Each level confers its own award, and each award is complete in itself: a learner who stops at Level III has not failed to become something. They are an English Associate of Worldwide English College, permanently, and the College says so in those words.</w:t>
       </w:r>
     </w:p>
     <w:p>
@@ -2700,7 +2700,7 @@
                 <w:sz w:val="18"/>
                 <w:szCs w:val="18"/>
               </w:rPr>
-              <w:t xml:space="preserve">English Aspirant of Albalagh International Premium College</w:t>
+              <w:t xml:space="preserve">English Aspirant of Worldwide English College</w:t>
             </w:r>
           </w:p>
         </w:tc>
@@ -2728,7 +2728,7 @@
                 <w:sz w:val="18"/>
                 <w:szCs w:val="18"/>
               </w:rPr>
-              <w:t xml:space="preserve">ApAIPC</w:t>
+              <w:t xml:space="preserve">ApWEC</w:t>
             </w:r>
           </w:p>
         </w:tc>
@@ -2814,7 +2814,7 @@
                 <w:sz w:val="18"/>
                 <w:szCs w:val="18"/>
               </w:rPr>
-              <w:t xml:space="preserve">English Candidate of Albalagh International Premium College</w:t>
+              <w:t xml:space="preserve">English Candidate of Worldwide English College</w:t>
             </w:r>
           </w:p>
         </w:tc>
@@ -2842,7 +2842,7 @@
                 <w:sz w:val="18"/>
                 <w:szCs w:val="18"/>
               </w:rPr>
-              <w:t xml:space="preserve">CnAIPC</w:t>
+              <w:t xml:space="preserve">CnWEC</w:t>
             </w:r>
           </w:p>
         </w:tc>
@@ -2928,7 +2928,7 @@
                 <w:sz w:val="18"/>
                 <w:szCs w:val="18"/>
               </w:rPr>
-              <w:t xml:space="preserve">English Associate of Albalagh International Premium College</w:t>
+              <w:t xml:space="preserve">English Associate of Worldwide English College</w:t>
             </w:r>
           </w:p>
         </w:tc>
@@ -2956,7 +2956,7 @@
                 <w:sz w:val="18"/>
                 <w:szCs w:val="18"/>
               </w:rPr>
-              <w:t xml:space="preserve">AsAIPC</w:t>
+              <w:t xml:space="preserve">AsWEC</w:t>
             </w:r>
           </w:p>
         </w:tc>
@@ -3042,7 +3042,7 @@
                 <w:sz w:val="18"/>
                 <w:szCs w:val="18"/>
               </w:rPr>
-              <w:t xml:space="preserve">English Envoy of Albalagh International Premium College</w:t>
+              <w:t xml:space="preserve">English Envoy of Worldwide English College</w:t>
             </w:r>
           </w:p>
         </w:tc>
@@ -3070,7 +3070,7 @@
                 <w:sz w:val="18"/>
                 <w:szCs w:val="18"/>
               </w:rPr>
-              <w:t xml:space="preserve">EnAIPC</w:t>
+              <w:t xml:space="preserve">EnWEC</w:t>
             </w:r>
           </w:p>
         </w:tc>
@@ -3156,7 +3156,7 @@
                 <w:sz w:val="18"/>
                 <w:szCs w:val="18"/>
               </w:rPr>
-              <w:t xml:space="preserve">English Orator of Albalagh International Premium College</w:t>
+              <w:t xml:space="preserve">English Orator of Worldwide English College</w:t>
             </w:r>
           </w:p>
         </w:tc>
@@ -3184,7 +3184,7 @@
                 <w:sz w:val="18"/>
                 <w:szCs w:val="18"/>
               </w:rPr>
-              <w:t xml:space="preserve">OrAIPC</w:t>
+              <w:t xml:space="preserve">OrWEC</w:t>
             </w:r>
           </w:p>
         </w:tc>
@@ -3270,7 +3270,7 @@
                 <w:sz w:val="18"/>
                 <w:szCs w:val="18"/>
               </w:rPr>
-              <w:t xml:space="preserve">English Laureate of Albalagh International Premium College</w:t>
+              <w:t xml:space="preserve">English Laureate of Worldwide English College</w:t>
             </w:r>
           </w:p>
         </w:tc>
@@ -3298,7 +3298,7 @@
                 <w:sz w:val="18"/>
                 <w:szCs w:val="18"/>
               </w:rPr>
-              <w:t xml:space="preserve">LrAIPC</w:t>
+              <w:t xml:space="preserve">LrWEC</w:t>
             </w:r>
           </w:p>
         </w:tc>
@@ -3441,7 +3441,7 @@
                 <w:sz w:val="18"/>
                 <w:szCs w:val="18"/>
               </w:rPr>
-              <w:t xml:space="preserve">ApAIPC</w:t>
+              <w:t xml:space="preserve">ApWEC</w:t>
             </w:r>
           </w:p>
         </w:tc>
@@ -3499,7 +3499,7 @@
                 <w:sz w:val="18"/>
                 <w:szCs w:val="18"/>
               </w:rPr>
-              <w:t xml:space="preserve">CnAIPC</w:t>
+              <w:t xml:space="preserve">CnWEC</w:t>
             </w:r>
           </w:p>
         </w:tc>
@@ -3557,7 +3557,7 @@
                 <w:sz w:val="18"/>
                 <w:szCs w:val="18"/>
               </w:rPr>
-              <w:t xml:space="preserve">AsAIPC</w:t>
+              <w:t xml:space="preserve">AsWEC</w:t>
             </w:r>
           </w:p>
         </w:tc>
@@ -3615,7 +3615,7 @@
                 <w:sz w:val="18"/>
                 <w:szCs w:val="18"/>
               </w:rPr>
-              <w:t xml:space="preserve">EnAIPC</w:t>
+              <w:t xml:space="preserve">EnWEC</w:t>
             </w:r>
           </w:p>
         </w:tc>
@@ -3673,7 +3673,7 @@
                 <w:sz w:val="18"/>
                 <w:szCs w:val="18"/>
               </w:rPr>
-              <w:t xml:space="preserve">OrAIPC</w:t>
+              <w:t xml:space="preserve">OrWEC</w:t>
             </w:r>
           </w:p>
         </w:tc>
@@ -3731,7 +3731,7 @@
                 <w:sz w:val="18"/>
                 <w:szCs w:val="18"/>
               </w:rPr>
-              <w:t xml:space="preserve">LrAIPC</w:t>
+              <w:t xml:space="preserve">LrWEC</w:t>
             </w:r>
           </w:p>
         </w:tc>
@@ -6576,7 +6576,7 @@
           <w:sz w:val="21"/>
           <w:szCs w:val="21"/>
         </w:rPr>
-        <w:t xml:space="preserve">English Aspirant of Albalagh International Premium College  ·  ApAIPC  ·  CEFR A1</w:t>
+        <w:t xml:space="preserve">English Aspirant of Worldwide English College  ·  ApWEC  ·  CEFR A1</w:t>
       </w:r>
     </w:p>
     <w:p>
@@ -6717,7 +6717,7 @@
           <w:sz w:val="21"/>
           <w:szCs w:val="21"/>
         </w:rPr>
-        <w:t xml:space="preserve">English Aspirant of Albalagh International Premium College (ApAIPC). Entry into the tradition.</w:t>
+        <w:t xml:space="preserve">English Aspirant of Worldwide English College (ApWEC). Entry into the tradition.</w:t>
       </w:r>
     </w:p>
     <w:p>
@@ -7919,7 +7919,7 @@
           <w:sz w:val="21"/>
           <w:szCs w:val="21"/>
         </w:rPr>
-        <w:t xml:space="preserve">English Candidate of Albalagh International Premium College  ·  CnAIPC  ·  CEFR A2</w:t>
+        <w:t xml:space="preserve">English Candidate of Worldwide English College  ·  CnWEC  ·  CEFR A2</w:t>
       </w:r>
     </w:p>
     <w:p>
@@ -8060,7 +8060,7 @@
           <w:sz w:val="21"/>
           <w:szCs w:val="21"/>
         </w:rPr>
-        <w:t xml:space="preserve">English Candidate of Albalagh International Premium College (CnAIPC). Recognised learner of the College.</w:t>
+        <w:t xml:space="preserve">English Candidate of Worldwide English College (CnWEC). Recognised learner of the College.</w:t>
       </w:r>
     </w:p>
     <w:p>
@@ -9262,7 +9262,7 @@
           <w:sz w:val="21"/>
           <w:szCs w:val="21"/>
         </w:rPr>
-        <w:t xml:space="preserve">English Associate of Albalagh International Premium College  ·  AsAIPC  ·  CEFR B1</w:t>
+        <w:t xml:space="preserve">English Associate of Worldwide English College  ·  AsWEC  ·  CEFR B1</w:t>
       </w:r>
     </w:p>
     <w:p>
@@ -9403,7 +9403,7 @@
           <w:sz w:val="21"/>
           <w:szCs w:val="21"/>
         </w:rPr>
-        <w:t xml:space="preserve">English Associate of Albalagh International Premium College (AsAIPC). Established member of the academic community.</w:t>
+        <w:t xml:space="preserve">English Associate of Worldwide English College (AsWEC). Established member of the academic community.</w:t>
       </w:r>
     </w:p>
     <w:p>
@@ -10605,7 +10605,7 @@
           <w:sz w:val="21"/>
           <w:szCs w:val="21"/>
         </w:rPr>
-        <w:t xml:space="preserve">English Envoy of Albalagh International Premium College  ·  EnAIPC  ·  CEFR B2</w:t>
+        <w:t xml:space="preserve">English Envoy of Worldwide English College  ·  EnWEC  ·  CEFR B2</w:t>
       </w:r>
     </w:p>
     <w:p>
@@ -10746,7 +10746,7 @@
           <w:sz w:val="21"/>
           <w:szCs w:val="21"/>
         </w:rPr>
-        <w:t xml:space="preserve">English Envoy of Albalagh International Premium College (EnAIPC). Trusted representative and communicator.</w:t>
+        <w:t xml:space="preserve">English Envoy of Worldwide English College (EnWEC). Trusted representative and communicator.</w:t>
       </w:r>
     </w:p>
     <w:p>
@@ -11948,7 +11948,7 @@
           <w:sz w:val="21"/>
           <w:szCs w:val="21"/>
         </w:rPr>
-        <w:t xml:space="preserve">English Orator of Albalagh International Premium College  ·  OrAIPC  ·  CEFR C1</w:t>
+        <w:t xml:space="preserve">English Orator of Worldwide English College  ·  OrWEC  ·  CEFR C1</w:t>
       </w:r>
     </w:p>
     <w:p>
@@ -12089,7 +12089,7 @@
           <w:sz w:val="21"/>
           <w:szCs w:val="21"/>
         </w:rPr>
-        <w:t xml:space="preserve">English Orator of Albalagh International Premium College (OrAIPC). High-level intellectual and professional communicator.</w:t>
+        <w:t xml:space="preserve">English Orator of Worldwide English College (OrWEC). High-level intellectual and professional communicator.</w:t>
       </w:r>
     </w:p>
     <w:p>
@@ -13291,7 +13291,7 @@
           <w:sz w:val="21"/>
           <w:szCs w:val="21"/>
         </w:rPr>
-        <w:t xml:space="preserve">English Laureate of Albalagh International Premium College  ·  LrAIPC  ·  CEFR C2</w:t>
+        <w:t xml:space="preserve">English Laureate of Worldwide English College  ·  LrWEC  ·  CEFR C2</w:t>
       </w:r>
     </w:p>
     <w:p>
@@ -13432,7 +13432,7 @@
           <w:sz w:val="21"/>
           <w:szCs w:val="21"/>
         </w:rPr>
-        <w:t xml:space="preserve">English Laureate of Albalagh International Premium College (LrAIPC). Distinguished master of the programme.</w:t>
+        <w:t xml:space="preserve">English Laureate of Worldwide English College (LrWEC). Distinguished master of the programme.</w:t>
       </w:r>
     </w:p>
     <w:p>
@@ -14643,7 +14643,7 @@
           <w:sz w:val="23"/>
           <w:szCs w:val="23"/>
         </w:rPr>
-        <w:t xml:space="preserve">Every graduate belongs to the Albalagh International Premium College Alumni Society, and within it to the chapter of their highest award. Membership is not applied for and is not recorded separately: it follows from the award, and it moves when the award does.</w:t>
+        <w:t xml:space="preserve">Every graduate belongs to the Worldwide English College Alumni Society, and within it to the chapter of their highest award. Membership is not applied for and is not recorded separately: it follows from the award, and it moves when the award does.</w:t>
       </w:r>
     </w:p>
     <w:tbl>
@@ -14811,7 +14811,7 @@
                 <w:sz w:val="18"/>
                 <w:szCs w:val="18"/>
               </w:rPr>
-              <w:t xml:space="preserve">ApAIPC</w:t>
+              <w:t xml:space="preserve">ApWEC</w:t>
             </w:r>
           </w:p>
         </w:tc>
@@ -14897,7 +14897,7 @@
                 <w:sz w:val="18"/>
                 <w:szCs w:val="18"/>
               </w:rPr>
-              <w:t xml:space="preserve">CnAIPC</w:t>
+              <w:t xml:space="preserve">CnWEC</w:t>
             </w:r>
           </w:p>
         </w:tc>
@@ -14983,7 +14983,7 @@
                 <w:sz w:val="18"/>
                 <w:szCs w:val="18"/>
               </w:rPr>
-              <w:t xml:space="preserve">AsAIPC</w:t>
+              <w:t xml:space="preserve">AsWEC</w:t>
             </w:r>
           </w:p>
         </w:tc>
@@ -15069,7 +15069,7 @@
                 <w:sz w:val="18"/>
                 <w:szCs w:val="18"/>
               </w:rPr>
-              <w:t xml:space="preserve">EnAIPC</w:t>
+              <w:t xml:space="preserve">EnWEC</w:t>
             </w:r>
           </w:p>
         </w:tc>
@@ -15155,7 +15155,7 @@
                 <w:sz w:val="18"/>
                 <w:szCs w:val="18"/>
               </w:rPr>
-              <w:t xml:space="preserve">OrAIPC</w:t>
+              <w:t xml:space="preserve">OrWEC</w:t>
             </w:r>
           </w:p>
         </w:tc>
@@ -15241,7 +15241,7 @@
                 <w:sz w:val="18"/>
                 <w:szCs w:val="18"/>
               </w:rPr>
-              <w:t xml:space="preserve">LrAIPC</w:t>
+              <w:t xml:space="preserve">LrWEC</w:t>
             </w:r>
           </w:p>
         </w:tc>
@@ -15554,7 +15554,7 @@
                 <w:sz w:val="18"/>
                 <w:szCs w:val="18"/>
               </w:rPr>
-              <w:t xml:space="preserve">AIPC Credit</w:t>
+              <w:t xml:space="preserve">WEC Credit</w:t>
             </w:r>
           </w:p>
         </w:tc>
@@ -16148,7 +16148,7 @@
           <w:sz w:val="16"/>
           <w:szCs w:val="16"/>
         </w:rPr>
-        <w:t xml:space="preserve">Albalagh International Premium College Press · London Campus</w:t>
+        <w:t xml:space="preserve">Worldwide English College Press · London Campus</w:t>
       </w:r>
     </w:p>
     <w:sectPr>

--- a/publication/IEFC Flagship Curriculum.docx
+++ b/publication/IEFC Flagship Curriculum.docx
@@ -15072,7 +15072,7 @@
                 <w:sz w:val="18"/>
                 <w:szCs w:val="18"/>
               </w:rPr>
-              <w:t xml:space="preserve">Module 10: Capstone -- Global Challenges &amp; Mastery Examination</w:t>
+              <w:t xml:space="preserve">Module 10: Capstone — Global Challenges &amp; Mastery Examination</w:t>
             </w:r>
           </w:p>
         </w:tc>

--- a/publication/IEFC Flagship Curriculum.docx
+++ b/publication/IEFC Flagship Curriculum.docx
@@ -70,7 +70,7 @@
           <w:sz w:val="18"/>
           <w:szCs w:val="18"/>
         </w:rPr>
-        <w:t xml:space="preserve">Albalagh International Premium College</w:t>
+        <w:t xml:space="preserve">Worldwide English College</w:t>
       </w:r>
     </w:p>
     <w:p>
@@ -217,7 +217,7 @@
           <w:sz w:val="15"/>
           <w:szCs w:val="15"/>
         </w:rPr>
-        <w:t xml:space="preserve">Albalagh International Premium College Press</w:t>
+        <w:t xml:space="preserve">Worldwide English College Press</w:t>
       </w:r>
     </w:p>
     <w:p>
@@ -310,7 +310,7 @@
           <w:sz w:val="21"/>
           <w:szCs w:val="21"/>
         </w:rPr>
-        <w:t xml:space="preserve">Published by Albalagh International Premium College Press, London Campus.</w:t>
+        <w:t xml:space="preserve">Published by Worldwide English College Press, London Campus.</w:t>
       </w:r>
     </w:p>
     <w:p>
@@ -324,7 +324,7 @@
           <w:sz w:val="21"/>
           <w:szCs w:val="21"/>
         </w:rPr>
-        <w:t xml:space="preserve">© Albalagh International Premium College. All rights reserved.</w:t>
+        <w:t xml:space="preserve">© Worldwide English College. All rights reserved.</w:t>
       </w:r>
     </w:p>
     <w:p>
@@ -593,7 +593,7 @@
           <w:sz w:val="21"/>
           <w:szCs w:val="21"/>
         </w:rPr>
-        <w:t xml:space="preserve">A publication of this kind conventionally opens with a Foreword, a Presidential Message and a message from the Academic Senate. Those are signed statements by named officers. Albalagh International Premium College has no appointed President, and its Academic Senate and its Board of Academic Standards and Curriculum Excellence are established but not yet constituted — no members have been appointed to either. Composing those sections would mean writing the words of officers who do not exist. They are omitted. The institutional voice in this edition is the College's own, unsigned, and it does not pretend otherwise.</w:t>
+        <w:t xml:space="preserve">A publication of this kind conventionally opens with a Foreword, a Presidential Message and a message from the Academic Senate. Those are signed statements by named officers. Worldwide English College has no appointed President, and its Academic Senate and its Board of Academic Standards and Curriculum Excellence are established but not yet constituted — no members have been appointed to either. Composing those sections would mean writing the words of officers who do not exist. They are omitted. The institutional voice in this edition is the College's own, unsigned, and it does not pretend otherwise.</w:t>
       </w:r>
     </w:p>
     <w:p>
@@ -778,7 +778,7 @@
           <w:sz w:val="32"/>
           <w:szCs w:val="32"/>
         </w:rPr>
-        <w:t xml:space="preserve">About Albalagh International Premium College</w:t>
+        <w:t xml:space="preserve">About Worldwide English College</w:t>
       </w:r>
     </w:p>
     <w:p>
@@ -803,7 +803,7 @@
           <w:sz w:val="23"/>
           <w:szCs w:val="23"/>
         </w:rPr>
-        <w:t xml:space="preserve">Albalagh International Premium College, London Campus, is an online institution teaching English as an international language. It confers its own awards, maintains its own Graduate Register, and publishes the architecture of its qualification so that the awards can be read and checked by people who have never met the College.</w:t>
+        <w:t xml:space="preserve">Worldwide English College — London Campus, is an online institution teaching English as an international language. It confers its own awards, maintains its own Graduate Register, and publishes the architecture of its qualification so that the awards can be read and checked by people who have never met the College.</w:t>
       </w:r>
     </w:p>
     <w:p>
@@ -2288,7 +2288,7 @@
           <w:sz w:val="21"/>
           <w:szCs w:val="21"/>
         </w:rPr>
-        <w:t xml:space="preserve">Sixty assignments, one per module, each marked by a person against a published rubric normalised to the AIPC rubric policy — not auto-scored. Spoken work is captured as learner recordings and reviewed in the instructor workspace.</w:t>
+        <w:t xml:space="preserve">Sixty assignments, one per module, each marked by a person against a published rubric normalised to the WEC rubric policy — not auto-scored. Spoken work is captured as learner recordings and reviewed in the instructor workspace.</w:t>
       </w:r>
     </w:p>
     <w:p>
@@ -2459,7 +2459,7 @@
           <w:sz w:val="23"/>
           <w:szCs w:val="23"/>
         </w:rPr>
-        <w:t xml:space="preserve">The IEFC is a six-level ascent, mapped to the Common European Framework of Reference from A1 to C2. Each level confers its own award, and each award is complete in itself: a learner who stops at Level III has not failed to become something. They are an English Associate of Albalagh International Premium College, permanently, and the College says so in those words.</w:t>
+        <w:t xml:space="preserve">The IEFC is a six-level ascent, mapped to the Common European Framework of Reference from A1 to C2. Each level confers its own award, and each award is complete in itself: a learner who stops at Level III has not failed to become something. They are an English Associate of Worldwide English College, permanently, and the College says so in those words.</w:t>
       </w:r>
     </w:p>
     <w:p>
@@ -2700,7 +2700,7 @@
                 <w:sz w:val="18"/>
                 <w:szCs w:val="18"/>
               </w:rPr>
-              <w:t xml:space="preserve">English Aspirant of Albalagh International Premium College</w:t>
+              <w:t xml:space="preserve">English Aspirant of Worldwide English College</w:t>
             </w:r>
           </w:p>
         </w:tc>
@@ -2728,7 +2728,7 @@
                 <w:sz w:val="18"/>
                 <w:szCs w:val="18"/>
               </w:rPr>
-              <w:t xml:space="preserve">ApAIPC</w:t>
+              <w:t xml:space="preserve">ApWEC</w:t>
             </w:r>
           </w:p>
         </w:tc>
@@ -2814,7 +2814,7 @@
                 <w:sz w:val="18"/>
                 <w:szCs w:val="18"/>
               </w:rPr>
-              <w:t xml:space="preserve">English Candidate of Albalagh International Premium College</w:t>
+              <w:t xml:space="preserve">English Candidate of Worldwide English College</w:t>
             </w:r>
           </w:p>
         </w:tc>
@@ -2842,7 +2842,7 @@
                 <w:sz w:val="18"/>
                 <w:szCs w:val="18"/>
               </w:rPr>
-              <w:t xml:space="preserve">CnAIPC</w:t>
+              <w:t xml:space="preserve">CnWEC</w:t>
             </w:r>
           </w:p>
         </w:tc>
@@ -2928,7 +2928,7 @@
                 <w:sz w:val="18"/>
                 <w:szCs w:val="18"/>
               </w:rPr>
-              <w:t xml:space="preserve">English Associate of Albalagh International Premium College</w:t>
+              <w:t xml:space="preserve">English Associate of Worldwide English College</w:t>
             </w:r>
           </w:p>
         </w:tc>
@@ -2956,7 +2956,7 @@
                 <w:sz w:val="18"/>
                 <w:szCs w:val="18"/>
               </w:rPr>
-              <w:t xml:space="preserve">AsAIPC</w:t>
+              <w:t xml:space="preserve">AsWEC</w:t>
             </w:r>
           </w:p>
         </w:tc>
@@ -3042,7 +3042,7 @@
                 <w:sz w:val="18"/>
                 <w:szCs w:val="18"/>
               </w:rPr>
-              <w:t xml:space="preserve">English Envoy of Albalagh International Premium College</w:t>
+              <w:t xml:space="preserve">English Envoy of Worldwide English College</w:t>
             </w:r>
           </w:p>
         </w:tc>
@@ -3070,7 +3070,7 @@
                 <w:sz w:val="18"/>
                 <w:szCs w:val="18"/>
               </w:rPr>
-              <w:t xml:space="preserve">EnAIPC</w:t>
+              <w:t xml:space="preserve">EnWEC</w:t>
             </w:r>
           </w:p>
         </w:tc>
@@ -3156,7 +3156,7 @@
                 <w:sz w:val="18"/>
                 <w:szCs w:val="18"/>
               </w:rPr>
-              <w:t xml:space="preserve">English Orator of Albalagh International Premium College</w:t>
+              <w:t xml:space="preserve">English Orator of Worldwide English College</w:t>
             </w:r>
           </w:p>
         </w:tc>
@@ -3184,7 +3184,7 @@
                 <w:sz w:val="18"/>
                 <w:szCs w:val="18"/>
               </w:rPr>
-              <w:t xml:space="preserve">OrAIPC</w:t>
+              <w:t xml:space="preserve">OrWEC</w:t>
             </w:r>
           </w:p>
         </w:tc>
@@ -3270,7 +3270,7 @@
                 <w:sz w:val="18"/>
                 <w:szCs w:val="18"/>
               </w:rPr>
-              <w:t xml:space="preserve">English Laureate of Albalagh International Premium College</w:t>
+              <w:t xml:space="preserve">English Laureate of Worldwide English College</w:t>
             </w:r>
           </w:p>
         </w:tc>
@@ -3298,7 +3298,7 @@
                 <w:sz w:val="18"/>
                 <w:szCs w:val="18"/>
               </w:rPr>
-              <w:t xml:space="preserve">LrAIPC</w:t>
+              <w:t xml:space="preserve">LrWEC</w:t>
             </w:r>
           </w:p>
         </w:tc>
@@ -3441,7 +3441,7 @@
                 <w:sz w:val="18"/>
                 <w:szCs w:val="18"/>
               </w:rPr>
-              <w:t xml:space="preserve">ApAIPC</w:t>
+              <w:t xml:space="preserve">ApWEC</w:t>
             </w:r>
           </w:p>
         </w:tc>
@@ -3499,7 +3499,7 @@
                 <w:sz w:val="18"/>
                 <w:szCs w:val="18"/>
               </w:rPr>
-              <w:t xml:space="preserve">CnAIPC</w:t>
+              <w:t xml:space="preserve">CnWEC</w:t>
             </w:r>
           </w:p>
         </w:tc>
@@ -3557,7 +3557,7 @@
                 <w:sz w:val="18"/>
                 <w:szCs w:val="18"/>
               </w:rPr>
-              <w:t xml:space="preserve">AsAIPC</w:t>
+              <w:t xml:space="preserve">AsWEC</w:t>
             </w:r>
           </w:p>
         </w:tc>
@@ -3615,7 +3615,7 @@
                 <w:sz w:val="18"/>
                 <w:szCs w:val="18"/>
               </w:rPr>
-              <w:t xml:space="preserve">EnAIPC</w:t>
+              <w:t xml:space="preserve">EnWEC</w:t>
             </w:r>
           </w:p>
         </w:tc>
@@ -3673,7 +3673,7 @@
                 <w:sz w:val="18"/>
                 <w:szCs w:val="18"/>
               </w:rPr>
-              <w:t xml:space="preserve">OrAIPC</w:t>
+              <w:t xml:space="preserve">OrWEC</w:t>
             </w:r>
           </w:p>
         </w:tc>
@@ -3731,7 +3731,7 @@
                 <w:sz w:val="18"/>
                 <w:szCs w:val="18"/>
               </w:rPr>
-              <w:t xml:space="preserve">LrAIPC</w:t>
+              <w:t xml:space="preserve">LrWEC</w:t>
             </w:r>
           </w:p>
         </w:tc>
@@ -6576,7 +6576,7 @@
           <w:sz w:val="21"/>
           <w:szCs w:val="21"/>
         </w:rPr>
-        <w:t xml:space="preserve">English Aspirant of Albalagh International Premium College  ·  ApAIPC  ·  CEFR A1</w:t>
+        <w:t xml:space="preserve">English Aspirant of Worldwide English College  ·  ApWEC  ·  CEFR A1</w:t>
       </w:r>
     </w:p>
     <w:p>
@@ -6717,7 +6717,7 @@
           <w:sz w:val="21"/>
           <w:szCs w:val="21"/>
         </w:rPr>
-        <w:t xml:space="preserve">English Aspirant of Albalagh International Premium College (ApAIPC). Entry into the tradition.</w:t>
+        <w:t xml:space="preserve">English Aspirant of Worldwide English College (ApWEC). Entry into the tradition.</w:t>
       </w:r>
     </w:p>
     <w:p>
@@ -7919,7 +7919,7 @@
           <w:sz w:val="21"/>
           <w:szCs w:val="21"/>
         </w:rPr>
-        <w:t xml:space="preserve">English Candidate of Albalagh International Premium College  ·  CnAIPC  ·  CEFR A2</w:t>
+        <w:t xml:space="preserve">English Candidate of Worldwide English College  ·  CnWEC  ·  CEFR A2</w:t>
       </w:r>
     </w:p>
     <w:p>
@@ -8060,7 +8060,7 @@
           <w:sz w:val="21"/>
           <w:szCs w:val="21"/>
         </w:rPr>
-        <w:t xml:space="preserve">English Candidate of Albalagh International Premium College (CnAIPC). Recognised learner of the College.</w:t>
+        <w:t xml:space="preserve">English Candidate of Worldwide English College (CnWEC). Recognised learner of the College.</w:t>
       </w:r>
     </w:p>
     <w:p>
@@ -9262,7 +9262,7 @@
           <w:sz w:val="21"/>
           <w:szCs w:val="21"/>
         </w:rPr>
-        <w:t xml:space="preserve">English Associate of Albalagh International Premium College  ·  AsAIPC  ·  CEFR B1</w:t>
+        <w:t xml:space="preserve">English Associate of Worldwide English College  ·  AsWEC  ·  CEFR B1</w:t>
       </w:r>
     </w:p>
     <w:p>
@@ -9403,7 +9403,7 @@
           <w:sz w:val="21"/>
           <w:szCs w:val="21"/>
         </w:rPr>
-        <w:t xml:space="preserve">English Associate of Albalagh International Premium College (AsAIPC). Established member of the academic community.</w:t>
+        <w:t xml:space="preserve">English Associate of Worldwide English College (AsWEC). Established member of the academic community.</w:t>
       </w:r>
     </w:p>
     <w:p>
@@ -10605,7 +10605,7 @@
           <w:sz w:val="21"/>
           <w:szCs w:val="21"/>
         </w:rPr>
-        <w:t xml:space="preserve">English Envoy of Albalagh International Premium College  ·  EnAIPC  ·  CEFR B2</w:t>
+        <w:t xml:space="preserve">English Envoy of Worldwide English College  ·  EnWEC  ·  CEFR B2</w:t>
       </w:r>
     </w:p>
     <w:p>
@@ -10746,7 +10746,7 @@
           <w:sz w:val="21"/>
           <w:szCs w:val="21"/>
         </w:rPr>
-        <w:t xml:space="preserve">English Envoy of Albalagh International Premium College (EnAIPC). Trusted representative and communicator.</w:t>
+        <w:t xml:space="preserve">English Envoy of Worldwide English College (EnWEC). Trusted representative and communicator.</w:t>
       </w:r>
     </w:p>
     <w:p>
@@ -11948,7 +11948,7 @@
           <w:sz w:val="21"/>
           <w:szCs w:val="21"/>
         </w:rPr>
-        <w:t xml:space="preserve">English Orator of Albalagh International Premium College  ·  OrAIPC  ·  CEFR C1</w:t>
+        <w:t xml:space="preserve">English Orator of Worldwide English College  ·  OrWEC  ·  CEFR C1</w:t>
       </w:r>
     </w:p>
     <w:p>
@@ -12089,7 +12089,7 @@
           <w:sz w:val="21"/>
           <w:szCs w:val="21"/>
         </w:rPr>
-        <w:t xml:space="preserve">English Orator of Albalagh International Premium College (OrAIPC). High-level intellectual and professional communicator.</w:t>
+        <w:t xml:space="preserve">English Orator of Worldwide English College (OrWEC). High-level intellectual and professional communicator.</w:t>
       </w:r>
     </w:p>
     <w:p>
@@ -13291,7 +13291,7 @@
           <w:sz w:val="21"/>
           <w:szCs w:val="21"/>
         </w:rPr>
-        <w:t xml:space="preserve">English Laureate of Albalagh International Premium College  ·  LrAIPC  ·  CEFR C2</w:t>
+        <w:t xml:space="preserve">English Laureate of Worldwide English College  ·  LrWEC  ·  CEFR C2</w:t>
       </w:r>
     </w:p>
     <w:p>
@@ -13432,7 +13432,7 @@
           <w:sz w:val="21"/>
           <w:szCs w:val="21"/>
         </w:rPr>
-        <w:t xml:space="preserve">English Laureate of Albalagh International Premium College (LrAIPC). Distinguished master of the programme.</w:t>
+        <w:t xml:space="preserve">English Laureate of Worldwide English College (LrWEC). Distinguished master of the programme.</w:t>
       </w:r>
     </w:p>
     <w:p>
@@ -14643,7 +14643,7 @@
           <w:sz w:val="23"/>
           <w:szCs w:val="23"/>
         </w:rPr>
-        <w:t xml:space="preserve">Every graduate belongs to the Albalagh International Premium College Alumni Society, and within it to the chapter of their highest award. Membership is not applied for and is not recorded separately: it follows from the award, and it moves when the award does.</w:t>
+        <w:t xml:space="preserve">Every graduate belongs to the Worldwide English College Alumni Society, and within it to the chapter of their highest award. Membership is not applied for and is not recorded separately: it follows from the award, and it moves when the award does.</w:t>
       </w:r>
     </w:p>
     <w:tbl>
@@ -14811,7 +14811,7 @@
                 <w:sz w:val="18"/>
                 <w:szCs w:val="18"/>
               </w:rPr>
-              <w:t xml:space="preserve">ApAIPC</w:t>
+              <w:t xml:space="preserve">ApWEC</w:t>
             </w:r>
           </w:p>
         </w:tc>
@@ -14897,7 +14897,7 @@
                 <w:sz w:val="18"/>
                 <w:szCs w:val="18"/>
               </w:rPr>
-              <w:t xml:space="preserve">CnAIPC</w:t>
+              <w:t xml:space="preserve">CnWEC</w:t>
             </w:r>
           </w:p>
         </w:tc>
@@ -14983,7 +14983,7 @@
                 <w:sz w:val="18"/>
                 <w:szCs w:val="18"/>
               </w:rPr>
-              <w:t xml:space="preserve">AsAIPC</w:t>
+              <w:t xml:space="preserve">AsWEC</w:t>
             </w:r>
           </w:p>
         </w:tc>
@@ -15069,7 +15069,7 @@
                 <w:sz w:val="18"/>
                 <w:szCs w:val="18"/>
               </w:rPr>
-              <w:t xml:space="preserve">EnAIPC</w:t>
+              <w:t xml:space="preserve">EnWEC</w:t>
             </w:r>
           </w:p>
         </w:tc>
@@ -15155,7 +15155,7 @@
                 <w:sz w:val="18"/>
                 <w:szCs w:val="18"/>
               </w:rPr>
-              <w:t xml:space="preserve">OrAIPC</w:t>
+              <w:t xml:space="preserve">OrWEC</w:t>
             </w:r>
           </w:p>
         </w:tc>
@@ -15241,7 +15241,7 @@
                 <w:sz w:val="18"/>
                 <w:szCs w:val="18"/>
               </w:rPr>
-              <w:t xml:space="preserve">LrAIPC</w:t>
+              <w:t xml:space="preserve">LrWEC</w:t>
             </w:r>
           </w:p>
         </w:tc>
@@ -15554,7 +15554,7 @@
                 <w:sz w:val="18"/>
                 <w:szCs w:val="18"/>
               </w:rPr>
-              <w:t xml:space="preserve">AIPC Credit</w:t>
+              <w:t xml:space="preserve">WEC Credit</w:t>
             </w:r>
           </w:p>
         </w:tc>
@@ -16148,7 +16148,7 @@
           <w:sz w:val="16"/>
           <w:szCs w:val="16"/>
         </w:rPr>
-        <w:t xml:space="preserve">Albalagh International Premium College Press · London Campus</w:t>
+        <w:t xml:space="preserve">Worldwide English College Press · London Campus</w:t>
       </w:r>
     </w:p>
     <w:sectPr>

--- a/publication/IEFC Flagship Curriculum.docx
+++ b/publication/IEFC Flagship Curriculum.docx
@@ -1130,7 +1130,7 @@
                 <w:sz w:val="18"/>
                 <w:szCs w:val="18"/>
               </w:rPr>
-              <w:t xml:space="preserve">Established; not yet constituted</w:t>
+              <w:t xml:space="preserve">3 members appointed</w:t>
             </w:r>
           </w:p>
         </w:tc>
@@ -2700,7 +2700,7 @@
                 <w:sz w:val="18"/>
                 <w:szCs w:val="18"/>
               </w:rPr>
-              <w:t xml:space="preserve">English Aspirant of Worldwide English College</w:t>
+              <w:t xml:space="preserve">Essential Certificate in English Communication</w:t>
             </w:r>
           </w:p>
         </w:tc>
@@ -2728,7 +2728,7 @@
                 <w:sz w:val="18"/>
                 <w:szCs w:val="18"/>
               </w:rPr>
-              <w:t xml:space="preserve">ApWEC</w:t>
+              <w:t xml:space="preserve">ECIC</w:t>
             </w:r>
           </w:p>
         </w:tc>
@@ -2814,7 +2814,7 @@
                 <w:sz w:val="18"/>
                 <w:szCs w:val="18"/>
               </w:rPr>
-              <w:t xml:space="preserve">English Candidate of Worldwide English College</w:t>
+              <w:t xml:space="preserve">Higher Certificate in English Communication</w:t>
             </w:r>
           </w:p>
         </w:tc>
@@ -2842,7 +2842,7 @@
                 <w:sz w:val="18"/>
                 <w:szCs w:val="18"/>
               </w:rPr>
-              <w:t xml:space="preserve">CnWEC</w:t>
+              <w:t xml:space="preserve">HCIC</w:t>
             </w:r>
           </w:p>
         </w:tc>
@@ -2928,7 +2928,7 @@
                 <w:sz w:val="18"/>
                 <w:szCs w:val="18"/>
               </w:rPr>
-              <w:t xml:space="preserve">English Associate of Worldwide English College</w:t>
+              <w:t xml:space="preserve">Certificate in Applied English Communication</w:t>
             </w:r>
           </w:p>
         </w:tc>
@@ -2956,7 +2956,7 @@
                 <w:sz w:val="18"/>
                 <w:szCs w:val="18"/>
               </w:rPr>
-              <w:t xml:space="preserve">AsWEC</w:t>
+              <w:t xml:space="preserve">CAEC</w:t>
             </w:r>
           </w:p>
         </w:tc>
@@ -3042,7 +3042,7 @@
                 <w:sz w:val="18"/>
                 <w:szCs w:val="18"/>
               </w:rPr>
-              <w:t xml:space="preserve">English Envoy of Worldwide English College</w:t>
+              <w:t xml:space="preserve">Higher Certificate in Applied English Communication</w:t>
             </w:r>
           </w:p>
         </w:tc>
@@ -3070,7 +3070,7 @@
                 <w:sz w:val="18"/>
                 <w:szCs w:val="18"/>
               </w:rPr>
-              <w:t xml:space="preserve">EnWEC</w:t>
+              <w:t xml:space="preserve">HCAEC</w:t>
             </w:r>
           </w:p>
         </w:tc>
@@ -3156,7 +3156,7 @@
                 <w:sz w:val="18"/>
                 <w:szCs w:val="18"/>
               </w:rPr>
-              <w:t xml:space="preserve">English Orator of Worldwide English College</w:t>
+              <w:t xml:space="preserve">Advanced Certificate in English Communication</w:t>
             </w:r>
           </w:p>
         </w:tc>
@@ -3184,7 +3184,7 @@
                 <w:sz w:val="18"/>
                 <w:szCs w:val="18"/>
               </w:rPr>
-              <w:t xml:space="preserve">OrWEC</w:t>
+              <w:t xml:space="preserve">ACEC</w:t>
             </w:r>
           </w:p>
         </w:tc>
@@ -3270,7 +3270,7 @@
                 <w:sz w:val="18"/>
                 <w:szCs w:val="18"/>
               </w:rPr>
-              <w:t xml:space="preserve">English Laureate of Worldwide English College</w:t>
+              <w:t xml:space="preserve">Worldwide English Proficiency Certificate</w:t>
             </w:r>
           </w:p>
         </w:tc>
@@ -3298,7 +3298,7 @@
                 <w:sz w:val="18"/>
                 <w:szCs w:val="18"/>
               </w:rPr>
-              <w:t xml:space="preserve">LrWEC</w:t>
+              <w:t xml:space="preserve">WEPC</w:t>
             </w:r>
           </w:p>
         </w:tc>
@@ -3441,7 +3441,7 @@
                 <w:sz w:val="18"/>
                 <w:szCs w:val="18"/>
               </w:rPr>
-              <w:t xml:space="preserve">ApWEC</w:t>
+              <w:t xml:space="preserve">ECIC</w:t>
             </w:r>
           </w:p>
         </w:tc>
@@ -3469,7 +3469,7 @@
                 <w:sz w:val="18"/>
                 <w:szCs w:val="18"/>
               </w:rPr>
-              <w:t xml:space="preserve">Entry into the tradition</w:t>
+              <w:t xml:space="preserve">A complete qualification in essential English communication</w:t>
             </w:r>
           </w:p>
         </w:tc>
@@ -3499,7 +3499,7 @@
                 <w:sz w:val="18"/>
                 <w:szCs w:val="18"/>
               </w:rPr>
-              <w:t xml:space="preserve">CnWEC</w:t>
+              <w:t xml:space="preserve">HCIC</w:t>
             </w:r>
           </w:p>
         </w:tc>
@@ -3527,7 +3527,7 @@
                 <w:sz w:val="18"/>
                 <w:szCs w:val="18"/>
               </w:rPr>
-              <w:t xml:space="preserve">Recognised learner of the College</w:t>
+              <w:t xml:space="preserve">A complete qualification in independent everyday English communication</w:t>
             </w:r>
           </w:p>
         </w:tc>
@@ -3557,7 +3557,7 @@
                 <w:sz w:val="18"/>
                 <w:szCs w:val="18"/>
               </w:rPr>
-              <w:t xml:space="preserve">AsWEC</w:t>
+              <w:t xml:space="preserve">CAEC</w:t>
             </w:r>
           </w:p>
         </w:tc>
@@ -3585,7 +3585,7 @@
                 <w:sz w:val="18"/>
                 <w:szCs w:val="18"/>
               </w:rPr>
-              <w:t xml:space="preserve">Established member of the academic community</w:t>
+              <w:t xml:space="preserve">A complete qualification in applied English for work and study</w:t>
             </w:r>
           </w:p>
         </w:tc>
@@ -3615,7 +3615,7 @@
                 <w:sz w:val="18"/>
                 <w:szCs w:val="18"/>
               </w:rPr>
-              <w:t xml:space="preserve">EnWEC</w:t>
+              <w:t xml:space="preserve">HCAEC</w:t>
             </w:r>
           </w:p>
         </w:tc>
@@ -3643,7 +3643,7 @@
                 <w:sz w:val="18"/>
                 <w:szCs w:val="18"/>
               </w:rPr>
-              <w:t xml:space="preserve">Trusted representative and communicator</w:t>
+              <w:t xml:space="preserve">A complete qualification in professional and academic English</w:t>
             </w:r>
           </w:p>
         </w:tc>
@@ -3673,7 +3673,7 @@
                 <w:sz w:val="18"/>
                 <w:szCs w:val="18"/>
               </w:rPr>
-              <w:t xml:space="preserve">OrWEC</w:t>
+              <w:t xml:space="preserve">ACEC</w:t>
             </w:r>
           </w:p>
         </w:tc>
@@ -3701,7 +3701,7 @@
                 <w:sz w:val="18"/>
                 <w:szCs w:val="18"/>
               </w:rPr>
-              <w:t xml:space="preserve">High-level intellectual and professional communicator</w:t>
+              <w:t xml:space="preserve">A complete qualification in advanced English across academic and professional contexts</w:t>
             </w:r>
           </w:p>
         </w:tc>
@@ -3731,7 +3731,7 @@
                 <w:sz w:val="18"/>
                 <w:szCs w:val="18"/>
               </w:rPr>
-              <w:t xml:space="preserve">LrWEC</w:t>
+              <w:t xml:space="preserve">WEPC</w:t>
             </w:r>
           </w:p>
         </w:tc>
@@ -3759,7 +3759,7 @@
                 <w:sz w:val="18"/>
                 <w:szCs w:val="18"/>
               </w:rPr>
-              <w:t xml:space="preserve">Distinguished master of the programme</w:t>
+              <w:t xml:space="preserve">The College's highest qualification: comprehensive proficiency in English</w:t>
             </w:r>
           </w:p>
         </w:tc>
@@ -6576,7 +6576,7 @@
           <w:sz w:val="21"/>
           <w:szCs w:val="21"/>
         </w:rPr>
-        <w:t xml:space="preserve">English Aspirant of Worldwide English College  ·  ApWEC  ·  CEFR A1</w:t>
+        <w:t xml:space="preserve">Essential Certificate in English Communication  ·  ECIC  ·  CEFR A1</w:t>
       </w:r>
     </w:p>
     <w:p>
@@ -6717,7 +6717,7 @@
           <w:sz w:val="21"/>
           <w:szCs w:val="21"/>
         </w:rPr>
-        <w:t xml:space="preserve">English Aspirant of Worldwide English College (ApWEC). Entry into the tradition.</w:t>
+        <w:t xml:space="preserve">Essential Certificate in English Communication (ECIC). A complete qualification in essential English communication.</w:t>
       </w:r>
     </w:p>
     <w:p>
@@ -6731,7 +6731,7 @@
           <w:sz w:val="21"/>
           <w:szCs w:val="21"/>
         </w:rPr>
-        <w:t xml:space="preserve">honours the decision, which at A1 is the achievement. Beginning a language in adulthood is harder than any later step and is where most people stop. Overclaims nothing.</w:t>
+        <w:t xml:space="preserve">names what it certifies and nothing else. A learner who arrives with no English and leaves able to introduce themselves, shop, ask directions, and understand slow clear speech has acquired the essential layer of a language — the layer everything else is built on and the layer most adult learners never reach, because beginning a language in adulthood is where most people stop. The word Essential is doing two jobs: it is the floor of the framework, and it is the part without which none of the rest functions.</w:t>
       </w:r>
     </w:p>
     <w:p>
@@ -7919,7 +7919,7 @@
           <w:sz w:val="21"/>
           <w:szCs w:val="21"/>
         </w:rPr>
-        <w:t xml:space="preserve">English Candidate of Worldwide English College  ·  CnWEC  ·  CEFR A2</w:t>
+        <w:t xml:space="preserve">Higher Certificate in English Communication  ·  HCIC  ·  CEFR A2</w:t>
       </w:r>
     </w:p>
     <w:p>
@@ -8060,7 +8060,7 @@
           <w:sz w:val="21"/>
           <w:szCs w:val="21"/>
         </w:rPr>
-        <w:t xml:space="preserve">English Candidate of Worldwide English College (CnWEC). Recognised learner of the College.</w:t>
+        <w:t xml:space="preserve">Higher Certificate in English Communication (HCIC). A complete qualification in independent everyday English communication.</w:t>
       </w:r>
     </w:p>
     <w:p>
@@ -8074,7 +8074,7 @@
           <w:sz w:val="21"/>
           <w:szCs w:val="21"/>
         </w:rPr>
-        <w:t xml:space="preserve">formal admission to candidature. The moment the College recognises someone as its own.</w:t>
+        <w:t xml:space="preserve">marks the point at which a learner stops assembling phrases and starts using a language. The Development Stage is where survival English becomes independent English: describing what happened, saying what one thinks, making arrangements, handling the service conversation that goes wrong. Higher is used in its ordinary sense — the second certificate in a sequence of certificates — and the College notes plainly that in some national vocabularies a Higher Certificate sits above a Certificate. Here it does not; the order of this framework is the order of the stages, and every page that names a qualification names its stage beside it.</w:t>
       </w:r>
     </w:p>
     <w:p>
@@ -9262,7 +9262,7 @@
           <w:sz w:val="21"/>
           <w:szCs w:val="21"/>
         </w:rPr>
-        <w:t xml:space="preserve">English Associate of Worldwide English College  ·  AsWEC  ·  CEFR B1</w:t>
+        <w:t xml:space="preserve">Certificate in Applied English Communication  ·  CAEC  ·  CEFR B1</w:t>
       </w:r>
     </w:p>
     <w:p>
@@ -9403,7 +9403,7 @@
           <w:sz w:val="21"/>
           <w:szCs w:val="21"/>
         </w:rPr>
-        <w:t xml:space="preserve">English Associate of Worldwide English College (AsWEC). Established member of the academic community.</w:t>
+        <w:t xml:space="preserve">Certificate in Applied English Communication (CAEC). A complete qualification in applied English for work and study.</w:t>
       </w:r>
     </w:p>
     <w:p>
@@ -9417,7 +9417,7 @@
           <w:sz w:val="21"/>
           <w:szCs w:val="21"/>
         </w:rPr>
-        <w:t xml:space="preserve">membership. Not "can do B1 things"; belongs. This is the point on the Ascent where a learner stops being someone taking a course and becomes a member of an academic community, and the word says exactly that.</w:t>
+        <w:t xml:space="preserve">is the hinge of the framework, and Applied is the word that says so. Up to here the learner has been acquiring English. From here they are using it for something: structuring an argument, writing a paragraph that holds together, following a discussion on a subject they did not choose. Academic English begins at this stage, deliberately early, rather than being held back until a learner is nearly finished and has to learn a second register in a hurry.</w:t>
       </w:r>
     </w:p>
     <w:p>
@@ -10605,7 +10605,7 @@
           <w:sz w:val="21"/>
           <w:szCs w:val="21"/>
         </w:rPr>
-        <w:t xml:space="preserve">English Envoy of Worldwide English College  ·  EnWEC  ·  CEFR B2</w:t>
+        <w:t xml:space="preserve">Higher Certificate in Applied English Communication  ·  HCAEC  ·  CEFR B2</w:t>
       </w:r>
     </w:p>
     <w:p>
@@ -10746,7 +10746,7 @@
           <w:sz w:val="21"/>
           <w:szCs w:val="21"/>
         </w:rPr>
-        <w:t xml:space="preserve">English Envoy of Worldwide English College (EnWEC). Trusted representative and communicator.</w:t>
+        <w:t xml:space="preserve">Higher Certificate in Applied English Communication (HCAEC). A complete qualification in professional and academic English.</w:t>
       </w:r>
     </w:p>
     <w:p>
@@ -10760,7 +10760,7 @@
           <w:sz w:val="21"/>
           <w:szCs w:val="21"/>
         </w:rPr>
-        <w:t xml:space="preserve">one who can be sent: to the meeting, the client, the interview, to speak for someone other than themselves. B2 is precisely the representation threshold, and representation is what an employer is buying.</w:t>
+        <w:t xml:space="preserve">certifies the standard at which a person can be sent — to the meeting, the client, the interview, the seminar — to speak for someone other than themselves. This is the heaviest step in the framework and the College says so rather than smoothing it: the jump in register and complexity between the Application and Professional Stages is larger than any other, and it is the stage learners most often need to repeat.</w:t>
       </w:r>
     </w:p>
     <w:p>
@@ -11948,7 +11948,7 @@
           <w:sz w:val="21"/>
           <w:szCs w:val="21"/>
         </w:rPr>
-        <w:t xml:space="preserve">English Orator of Worldwide English College  ·  OrWEC  ·  CEFR C1</w:t>
+        <w:t xml:space="preserve">Advanced Certificate in English Communication  ·  ACEC  ·  CEFR C1</w:t>
       </w:r>
     </w:p>
     <w:p>
@@ -12089,7 +12089,7 @@
           <w:sz w:val="21"/>
           <w:szCs w:val="21"/>
         </w:rPr>
-        <w:t xml:space="preserve">English Orator of Worldwide English College (OrWEC). High-level intellectual and professional communicator.</w:t>
+        <w:t xml:space="preserve">Advanced Certificate in English Communication (ACEC). A complete qualification in advanced English across academic and professional contexts.</w:t>
       </w:r>
     </w:p>
     <w:p>
@@ -12103,7 +12103,7 @@
           <w:sz w:val="21"/>
           <w:szCs w:val="21"/>
         </w:rPr>
-        <w:t xml:space="preserve">composition and delivery: clear, structured argument on complex subjects, delivered fluently. That is oratory in the classical sense, and C1 is where the leadership and executive-communication strands become the substance of the award rather than an addition to it. Chosen over Scholar, which implies research and carries a funding connotation ("a scholar" is often someone with a scholarship).</w:t>
+        <w:t xml:space="preserve">certifies precision. Fluency was settled at the Professional Stage; the Advanced Stage is about control — of nuance, of implication, of register, of the difference between a sentence that is correct and one that is right. Advanced is used in its plain sense and is not a superlative: the framework has a stage above it.</w:t>
       </w:r>
     </w:p>
     <w:p>
@@ -13291,7 +13291,7 @@
           <w:sz w:val="21"/>
           <w:szCs w:val="21"/>
         </w:rPr>
-        <w:t xml:space="preserve">English Laureate of Worldwide English College  ·  LrWEC  ·  CEFR C2</w:t>
+        <w:t xml:space="preserve">Worldwide English Proficiency Certificate  ·  WEPC  ·  CEFR C2</w:t>
       </w:r>
     </w:p>
     <w:p>
@@ -13432,7 +13432,7 @@
           <w:sz w:val="21"/>
           <w:szCs w:val="21"/>
         </w:rPr>
-        <w:t xml:space="preserve">English Laureate of Worldwide English College (LrWEC). Distinguished master of the programme.</w:t>
+        <w:t xml:space="preserve">Worldwide English Proficiency Certificate (WEPC). The College's highest qualification: comprehensive proficiency in English.</w:t>
       </w:r>
     </w:p>
     <w:p>
@@ -13446,7 +13446,7 @@
           <w:sz w:val="21"/>
           <w:szCs w:val="21"/>
         </w:rPr>
-        <w:t xml:space="preserve">the crown. Conferred rather than accumulated, associated with distinction rather than administration, and — critically — not confusable with a degree. Master was rejected outright: a reasonable person reads it as a master's degree, and an architecture whose summit is a misunderstanding is not an architecture.</w:t>
+        <w:t xml:space="preserve">carries the College's own name because it is the qualification the College is willing to be judged by. It does not say Certificate in something; it says proficiency, without qualification, because at this stage there is no remaining domain of English in which the holder is a learner. It is the only qualification in the framework named for the institution, and that is deliberate: a holder of the WEPC is presenting Worldwide English College's judgement of them, not a module count.</w:t>
       </w:r>
     </w:p>
     <w:p>
@@ -14783,7 +14783,7 @@
                 <w:sz w:val="18"/>
                 <w:szCs w:val="18"/>
               </w:rPr>
-              <w:t xml:space="preserve">Aspirant Chapter</w:t>
+              <w:t xml:space="preserve">Foundation Chapter</w:t>
             </w:r>
           </w:p>
         </w:tc>
@@ -14811,7 +14811,7 @@
                 <w:sz w:val="18"/>
                 <w:szCs w:val="18"/>
               </w:rPr>
-              <w:t xml:space="preserve">ApWEC</w:t>
+              <w:t xml:space="preserve">ECIC</w:t>
             </w:r>
           </w:p>
         </w:tc>
@@ -14869,7 +14869,7 @@
                 <w:sz w:val="18"/>
                 <w:szCs w:val="18"/>
               </w:rPr>
-              <w:t xml:space="preserve">Candidate Chapter</w:t>
+              <w:t xml:space="preserve">Development Chapter</w:t>
             </w:r>
           </w:p>
         </w:tc>
@@ -14897,7 +14897,7 @@
                 <w:sz w:val="18"/>
                 <w:szCs w:val="18"/>
               </w:rPr>
-              <w:t xml:space="preserve">CnWEC</w:t>
+              <w:t xml:space="preserve">HCIC</w:t>
             </w:r>
           </w:p>
         </w:tc>
@@ -14955,7 +14955,7 @@
                 <w:sz w:val="18"/>
                 <w:szCs w:val="18"/>
               </w:rPr>
-              <w:t xml:space="preserve">Associate Chapter</w:t>
+              <w:t xml:space="preserve">Application Chapter</w:t>
             </w:r>
           </w:p>
         </w:tc>
@@ -14983,7 +14983,7 @@
                 <w:sz w:val="18"/>
                 <w:szCs w:val="18"/>
               </w:rPr>
-              <w:t xml:space="preserve">AsWEC</w:t>
+              <w:t xml:space="preserve">CAEC</w:t>
             </w:r>
           </w:p>
         </w:tc>
@@ -15041,7 +15041,7 @@
                 <w:sz w:val="18"/>
                 <w:szCs w:val="18"/>
               </w:rPr>
-              <w:t xml:space="preserve">Envoy Chapter</w:t>
+              <w:t xml:space="preserve">Professional Chapter</w:t>
             </w:r>
           </w:p>
         </w:tc>
@@ -15069,7 +15069,7 @@
                 <w:sz w:val="18"/>
                 <w:szCs w:val="18"/>
               </w:rPr>
-              <w:t xml:space="preserve">EnWEC</w:t>
+              <w:t xml:space="preserve">HCAEC</w:t>
             </w:r>
           </w:p>
         </w:tc>
@@ -15127,7 +15127,7 @@
                 <w:sz w:val="18"/>
                 <w:szCs w:val="18"/>
               </w:rPr>
-              <w:t xml:space="preserve">Orator Chapter</w:t>
+              <w:t xml:space="preserve">Advanced Chapter</w:t>
             </w:r>
           </w:p>
         </w:tc>
@@ -15155,7 +15155,7 @@
                 <w:sz w:val="18"/>
                 <w:szCs w:val="18"/>
               </w:rPr>
-              <w:t xml:space="preserve">OrWEC</w:t>
+              <w:t xml:space="preserve">ACEC</w:t>
             </w:r>
           </w:p>
         </w:tc>
@@ -15213,7 +15213,7 @@
                 <w:sz w:val="18"/>
                 <w:szCs w:val="18"/>
               </w:rPr>
-              <w:t xml:space="preserve">Laureate Chapter</w:t>
+              <w:t xml:space="preserve">Mastery Chapter</w:t>
             </w:r>
           </w:p>
         </w:tc>
@@ -15241,7 +15241,7 @@
                 <w:sz w:val="18"/>
                 <w:szCs w:val="18"/>
               </w:rPr>
-              <w:t xml:space="preserve">LrWEC</w:t>
+              <w:t xml:space="preserve">WEPC</w:t>
             </w:r>
           </w:p>
         </w:tc>

--- a/publication/IEFC Flagship Curriculum.docx
+++ b/publication/IEFC Flagship Curriculum.docx
@@ -1292,7 +1292,7 @@
           <w:sz w:val="23"/>
           <w:szCs w:val="23"/>
         </w:rPr>
-        <w:t xml:space="preserve">Worldwide English College, London Campus, is an online institution teaching English as an international language. It confers its own awards, maintains its own Graduate Register, and publishes the architecture of its qualification so that the awards can be read and checked by people who have never met the College.</w:t>
+        <w:t xml:space="preserve">Worldwide English College — London Campus, is an online institution teaching English as an international language. It confers its own awards, maintains its own Graduate Register, and publishes the architecture of its qualification so that the awards can be read and checked by people who have never met the College.</w:t>
       </w:r>
     </w:p>
     <w:p>
@@ -2777,7 +2777,7 @@
           <w:sz w:val="21"/>
           <w:szCs w:val="21"/>
         </w:rPr>
-        <w:t xml:space="preserve">Sixty assignments, one per module, each marked by a person against a published rubric normalised to the WEC-LC rubric policy — not auto-scored. Spoken work is captured as learner recordings and reviewed in the instructor workspace.</w:t>
+        <w:t xml:space="preserve">Sixty assignments, one per module, each marked by a person against a published rubric normalised to the WEC rubric policy — not auto-scored. Spoken work is captured as learner recordings and reviewed in the instructor workspace.</w:t>
       </w:r>
     </w:p>
     <w:p>

--- a/publication/IEFC Flagship Curriculum.docx
+++ b/publication/IEFC Flagship Curriculum.docx
@@ -70,7 +70,7 @@
           <w:sz w:val="18"/>
           <w:szCs w:val="18"/>
         </w:rPr>
-        <w:t xml:space="preserve">Worldwide English College</w:t>
+        <w:t xml:space="preserve">WorldWide English College</w:t>
       </w:r>
     </w:p>
     <w:p>
@@ -217,7 +217,7 @@
           <w:sz w:val="15"/>
           <w:szCs w:val="15"/>
         </w:rPr>
-        <w:t xml:space="preserve">Worldwide English College Press</w:t>
+        <w:t xml:space="preserve">WorldWide English College Press</w:t>
       </w:r>
     </w:p>
     <w:p>
@@ -310,7 +310,7 @@
           <w:sz w:val="21"/>
           <w:szCs w:val="21"/>
         </w:rPr>
-        <w:t xml:space="preserve">Published by Worldwide English College Press, London Campus.</w:t>
+        <w:t xml:space="preserve">Published by WorldWide English College Press, London Campus.</w:t>
       </w:r>
     </w:p>
     <w:p>
@@ -324,7 +324,7 @@
           <w:sz w:val="21"/>
           <w:szCs w:val="21"/>
         </w:rPr>
-        <w:t xml:space="preserve">© Worldwide English College. All rights reserved except as granted on the Rights and Permissions page that follows.</w:t>
+        <w:t xml:space="preserve">© WorldWide English College. All rights reserved except as granted on the Rights and Permissions page that follows.</w:t>
       </w:r>
     </w:p>
     <w:p>
@@ -842,7 +842,7 @@
                 <w:sz w:val="20"/>
                 <w:szCs w:val="20"/>
               </w:rPr>
-              <w:t xml:space="preserve">Permission for any reserved use is given in writing, and is usually given. Write to rights@worldwideenglishcollege.com with the volume, the use and the institution. A school that asks is a colleague; the College has no interest in refusing a teacher who wants to do the work properly.</w:t>
+              <w:t xml:space="preserve">Permission for any reserved use is given in writing, and is usually given. Write to info@worldwencollege.co.uk with the volume, the use and the institution. A school that asks is a colleague; the College has no interest in refusing a teacher who wants to do the work properly.</w:t>
             </w:r>
           </w:p>
         </w:tc>
@@ -937,7 +937,7 @@
           <w:sz w:val="16"/>
           <w:szCs w:val="16"/>
         </w:rPr>
-        <w:t xml:space="preserve">The International English Fluency Certificate · First edition, 2026. Published by Worldwide English College Press, London Campus. © 2026 Worldwide English College. All rights reserved except as granted above. Edition mark WEC-LC·AHDC-FGQP.</w:t>
+        <w:t xml:space="preserve">The International English Fluency Certificate · First edition, 2026. Published by WorldWide English College Press, London Campus. © 2026 WorldWide English College. All rights reserved except as granted above. Edition mark WEC-LC·AHDC-FGQP.</w:t>
       </w:r>
     </w:p>
     <w:p>
@@ -1267,7 +1267,7 @@
           <w:sz w:val="32"/>
           <w:szCs w:val="32"/>
         </w:rPr>
-        <w:t xml:space="preserve">About Worldwide English College</w:t>
+        <w:t xml:space="preserve">About WorldWide English College</w:t>
       </w:r>
     </w:p>
     <w:p>
@@ -1292,7 +1292,7 @@
           <w:sz w:val="23"/>
           <w:szCs w:val="23"/>
         </w:rPr>
-        <w:t xml:space="preserve">Worldwide English College — London Campus, is an online institution teaching English as an international language. It confers its own awards, maintains its own Graduate Register, and publishes the architecture of its qualification so that the awards can be read and checked by people who have never met the College.</w:t>
+        <w:t xml:space="preserve">WorldWide English College — London Campus, is an online institution teaching English as an international language. It confers its own awards, maintains its own Graduate Register, and publishes the architecture of its qualification so that the awards can be read and checked by people who have never met the College.</w:t>
       </w:r>
     </w:p>
     <w:p>
@@ -2948,7 +2948,7 @@
           <w:sz w:val="23"/>
           <w:szCs w:val="23"/>
         </w:rPr>
-        <w:t xml:space="preserve">The IEFC is a six-level ascent, mapped to the Common European Framework of Reference from A1 to C2. Each level confers its own award, and each award is complete in itself: a learner who stops at Level III has not failed to become something. They are an English Associate of Worldwide English College, permanently, and the College says so in those words.</w:t>
+        <w:t xml:space="preserve">The IEFC is a six-level ascent, mapped to the Common European Framework of Reference from A1 to C2. Each level confers its own award, and each award is complete in itself: a learner who stops at Level III has not failed to become something. They are an English Associate of WorldWide English College, permanently, and the College says so in those words.</w:t>
       </w:r>
     </w:p>
     <w:p>
@@ -3189,7 +3189,7 @@
                 <w:sz w:val="18"/>
                 <w:szCs w:val="18"/>
               </w:rPr>
-              <w:t xml:space="preserve">English Aspirant of Worldwide English College</w:t>
+              <w:t xml:space="preserve">English Aspirant of WorldWide English College</w:t>
             </w:r>
           </w:p>
         </w:tc>
@@ -3303,7 +3303,7 @@
                 <w:sz w:val="18"/>
                 <w:szCs w:val="18"/>
               </w:rPr>
-              <w:t xml:space="preserve">English Candidate of Worldwide English College</w:t>
+              <w:t xml:space="preserve">English Candidate of WorldWide English College</w:t>
             </w:r>
           </w:p>
         </w:tc>
@@ -3417,7 +3417,7 @@
                 <w:sz w:val="18"/>
                 <w:szCs w:val="18"/>
               </w:rPr>
-              <w:t xml:space="preserve">English Associate of Worldwide English College</w:t>
+              <w:t xml:space="preserve">English Associate of WorldWide English College</w:t>
             </w:r>
           </w:p>
         </w:tc>
@@ -3531,7 +3531,7 @@
                 <w:sz w:val="18"/>
                 <w:szCs w:val="18"/>
               </w:rPr>
-              <w:t xml:space="preserve">English Envoy of Worldwide English College</w:t>
+              <w:t xml:space="preserve">English Envoy of WorldWide English College</w:t>
             </w:r>
           </w:p>
         </w:tc>
@@ -3645,7 +3645,7 @@
                 <w:sz w:val="18"/>
                 <w:szCs w:val="18"/>
               </w:rPr>
-              <w:t xml:space="preserve">English Orator of Worldwide English College</w:t>
+              <w:t xml:space="preserve">English Orator of WorldWide English College</w:t>
             </w:r>
           </w:p>
         </w:tc>
@@ -3759,7 +3759,7 @@
                 <w:sz w:val="18"/>
                 <w:szCs w:val="18"/>
               </w:rPr>
-              <w:t xml:space="preserve">English Laureate of Worldwide English College</w:t>
+              <w:t xml:space="preserve">English Laureate of WorldWide English College</w:t>
             </w:r>
           </w:p>
         </w:tc>
@@ -7065,7 +7065,7 @@
           <w:sz w:val="21"/>
           <w:szCs w:val="21"/>
         </w:rPr>
-        <w:t xml:space="preserve">English Aspirant of Worldwide English College  ·  ApWEC  ·  CEFR A1</w:t>
+        <w:t xml:space="preserve">English Aspirant of WorldWide English College  ·  ApWEC  ·  CEFR A1</w:t>
       </w:r>
     </w:p>
     <w:p>
@@ -7206,7 +7206,7 @@
           <w:sz w:val="21"/>
           <w:szCs w:val="21"/>
         </w:rPr>
-        <w:t xml:space="preserve">English Aspirant of Worldwide English College (ApWEC). Entry into the tradition.</w:t>
+        <w:t xml:space="preserve">English Aspirant of WorldWide English College (ApWEC). Entry into the tradition.</w:t>
       </w:r>
     </w:p>
     <w:p>
@@ -8408,7 +8408,7 @@
           <w:sz w:val="21"/>
           <w:szCs w:val="21"/>
         </w:rPr>
-        <w:t xml:space="preserve">English Candidate of Worldwide English College  ·  CnWEC  ·  CEFR A2</w:t>
+        <w:t xml:space="preserve">English Candidate of WorldWide English College  ·  CnWEC  ·  CEFR A2</w:t>
       </w:r>
     </w:p>
     <w:p>
@@ -8549,7 +8549,7 @@
           <w:sz w:val="21"/>
           <w:szCs w:val="21"/>
         </w:rPr>
-        <w:t xml:space="preserve">English Candidate of Worldwide English College (CnWEC). Recognised learner of the College.</w:t>
+        <w:t xml:space="preserve">English Candidate of WorldWide English College (CnWEC). Recognised learner of the College.</w:t>
       </w:r>
     </w:p>
     <w:p>
@@ -9751,7 +9751,7 @@
           <w:sz w:val="21"/>
           <w:szCs w:val="21"/>
         </w:rPr>
-        <w:t xml:space="preserve">English Associate of Worldwide English College  ·  AsWEC  ·  CEFR B1</w:t>
+        <w:t xml:space="preserve">English Associate of WorldWide English College  ·  AsWEC  ·  CEFR B1</w:t>
       </w:r>
     </w:p>
     <w:p>
@@ -9892,7 +9892,7 @@
           <w:sz w:val="21"/>
           <w:szCs w:val="21"/>
         </w:rPr>
-        <w:t xml:space="preserve">English Associate of Worldwide English College (AsWEC). Established member of the academic community.</w:t>
+        <w:t xml:space="preserve">English Associate of WorldWide English College (AsWEC). Established member of the academic community.</w:t>
       </w:r>
     </w:p>
     <w:p>
@@ -11094,7 +11094,7 @@
           <w:sz w:val="21"/>
           <w:szCs w:val="21"/>
         </w:rPr>
-        <w:t xml:space="preserve">English Envoy of Worldwide English College  ·  EnWEC  ·  CEFR B2</w:t>
+        <w:t xml:space="preserve">English Envoy of WorldWide English College  ·  EnWEC  ·  CEFR B2</w:t>
       </w:r>
     </w:p>
     <w:p>
@@ -11235,7 +11235,7 @@
           <w:sz w:val="21"/>
           <w:szCs w:val="21"/>
         </w:rPr>
-        <w:t xml:space="preserve">English Envoy of Worldwide English College (EnWEC). Trusted representative and communicator.</w:t>
+        <w:t xml:space="preserve">English Envoy of WorldWide English College (EnWEC). Trusted representative and communicator.</w:t>
       </w:r>
     </w:p>
     <w:p>
@@ -12437,7 +12437,7 @@
           <w:sz w:val="21"/>
           <w:szCs w:val="21"/>
         </w:rPr>
-        <w:t xml:space="preserve">English Orator of Worldwide English College  ·  OrWEC  ·  CEFR C1</w:t>
+        <w:t xml:space="preserve">English Orator of WorldWide English College  ·  OrWEC  ·  CEFR C1</w:t>
       </w:r>
     </w:p>
     <w:p>
@@ -12578,7 +12578,7 @@
           <w:sz w:val="21"/>
           <w:szCs w:val="21"/>
         </w:rPr>
-        <w:t xml:space="preserve">English Orator of Worldwide English College (OrWEC). High-level intellectual and professional communicator.</w:t>
+        <w:t xml:space="preserve">English Orator of WorldWide English College (OrWEC). High-level intellectual and professional communicator.</w:t>
       </w:r>
     </w:p>
     <w:p>
@@ -13780,7 +13780,7 @@
           <w:sz w:val="21"/>
           <w:szCs w:val="21"/>
         </w:rPr>
-        <w:t xml:space="preserve">English Laureate of Worldwide English College  ·  LrWEC  ·  CEFR C2</w:t>
+        <w:t xml:space="preserve">English Laureate of WorldWide English College  ·  LrWEC  ·  CEFR C2</w:t>
       </w:r>
     </w:p>
     <w:p>
@@ -13921,7 +13921,7 @@
           <w:sz w:val="21"/>
           <w:szCs w:val="21"/>
         </w:rPr>
-        <w:t xml:space="preserve">English Laureate of Worldwide English College (LrWEC). Distinguished master of the programme.</w:t>
+        <w:t xml:space="preserve">English Laureate of WorldWide English College (LrWEC). Distinguished master of the programme.</w:t>
       </w:r>
     </w:p>
     <w:p>
@@ -15132,7 +15132,7 @@
           <w:sz w:val="23"/>
           <w:szCs w:val="23"/>
         </w:rPr>
-        <w:t xml:space="preserve">Every graduate belongs to the Worldwide English College Alumni Society, and within it to the chapter of their highest award. Membership is not applied for and is not recorded separately: it follows from the award, and it moves when the award does.</w:t>
+        <w:t xml:space="preserve">Every graduate belongs to the WorldWide English College Alumni Society, and within it to the chapter of their highest award. Membership is not applied for and is not recorded separately: it follows from the award, and it moves when the award does.</w:t>
       </w:r>
     </w:p>
     <w:tbl>
@@ -16637,7 +16637,7 @@
           <w:sz w:val="16"/>
           <w:szCs w:val="16"/>
         </w:rPr>
-        <w:t xml:space="preserve">Worldwide English College Press · London Campus</w:t>
+        <w:t xml:space="preserve">WorldWide English College Press · London Campus</w:t>
       </w:r>
     </w:p>
     <w:sectPr>
@@ -16708,7 +16708,7 @@
         <w:sz w:val="13"/>
         <w:szCs w:val="13"/>
       </w:rPr>
-      <w:t xml:space="preserve">The International English Fluency Certificate  ·  © Worldwide English College	</w:t>
+      <w:t xml:space="preserve">The International English Fluency Certificate  ·  © WorldWide English College	</w:t>
     </w:r>
     <w:r>
       <w:rPr>
